--- a/docs/handout/OrbitBrief_PM_Field_Guide.docx
+++ b/docs/handout/OrbitBrief_PM_Field_Guide.docx
@@ -620,7 +620,7 @@
           <w:sz w:val="24"/>
           <w:szCs w:val="24"/>
         </w:rPr>
-        <w:t xml:space="preserve">Eight sections. Skim, or read end-to-end in 18 minutes. Every screen the PM will see, plus the parser models running underneath, plus how to grade output and report what's wrong.</w:t>
+        <w:t xml:space="preserve">Eight sections. Skim, or read end-to-end in 18 minutes. Every screen the PM will see, plus the three models that produce what you see (Parser, Orbit, SOW), plus how to grade each one and file a useful bug.</w:t>
       </w:r>
     </w:p>
     <w:tbl>
@@ -1039,7 +1039,7 @@
                 <w:sz w:val="22"/>
                 <w:szCs w:val="22"/>
               </w:rPr>
-              <w:t xml:space="preserve">The 4 parser models</w:t>
+              <w:t xml:space="preserve">The 3 models — Parser, Orbit, SOW</w:t>
             </w:r>
           </w:p>
         </w:tc>
@@ -1075,7 +1075,7 @@
                 <w:sz w:val="20"/>
                 <w:szCs w:val="20"/>
               </w:rPr>
-              <w:t xml:space="preserve">orbitbrief_pdf_v3 · docx_parser_v1 · xlsx_parser_v2_1 · quote_parser_v1_4_1</w:t>
+              <w:t xml:space="preserve">What each one outputs, where you see it, what PMs grade</w:t>
             </w:r>
           </w:p>
         </w:tc>
@@ -1185,7 +1185,7 @@
                 <w:sz w:val="20"/>
                 <w:szCs w:val="20"/>
               </w:rPr>
-              <w:t xml:space="preserve">How to grade atoms, entities, sites, edges, packets — 5-letter scorecard</w:t>
+              <w:t xml:space="preserve">How to grade the Parser's 5 outputs · plus grading Orbit and SOW</w:t>
             </w:r>
           </w:p>
         </w:tc>
@@ -1259,7 +1259,7 @@
                 <w:sz w:val="22"/>
                 <w:szCs w:val="22"/>
               </w:rPr>
-              <w:t xml:space="preserve">OrbitBrief — the LLM brief</w:t>
+              <w:t xml:space="preserve">Grading the OrbitBrief</w:t>
             </w:r>
           </w:p>
         </w:tc>
@@ -1295,7 +1295,7 @@
                 <w:sz w:val="20"/>
                 <w:szCs w:val="20"/>
               </w:rPr>
-              <w:t xml:space="preserve">What the LLM makes of those atoms, what to check</w:t>
+              <w:t xml:space="preserve">What the LLM brief should look like, what to check</w:t>
             </w:r>
           </w:p>
         </w:tc>
@@ -1369,7 +1369,7 @@
                 <w:sz w:val="22"/>
                 <w:szCs w:val="22"/>
               </w:rPr>
-              <w:t xml:space="preserve">SowSmith &amp; SOW Versions</w:t>
+              <w:t xml:space="preserve">Grading the SOW (SowSmith)</w:t>
             </w:r>
           </w:p>
         </w:tc>
@@ -1405,7 +1405,7 @@
                 <w:sz w:val="20"/>
                 <w:szCs w:val="20"/>
               </w:rPr>
-              <w:t xml:space="preserve">Render the final Word doc, track revisions</w:t>
+              <w:t xml:space="preserve">Render the final Word doc, what to verify before promote</w:t>
             </w:r>
           </w:p>
         </w:tc>
@@ -7113,7 +7113,7 @@
           <w:sz w:val="52"/>
           <w:szCs w:val="52"/>
         </w:rPr>
-        <w:t xml:space="preserve">The 4 parser models</w:t>
+        <w:t xml:space="preserve">The 3 models — Parser, Orbit, SOW</w:t>
       </w:r>
     </w:p>
     <w:p>
@@ -7129,7 +7129,7 @@
           <w:sz w:val="24"/>
           <w:szCs w:val="24"/>
         </w:rPr>
-        <w:t xml:space="preserve">During the parse stage, parser-os routes each file to one of four specialized models. Each model has a job, an output signature, and a failure mode. Knowing which model produced which atoms is the difference between “file a bug” and “kick it back to the customer.”</w:t>
+        <w:t xml:space="preserve">PurPulse has three models the PM team cares about. Knowing which one is responsible when something looks wrong is the difference between filing a great bug and pinging Slack for half an hour. Everything else under the hood — file readers, OCR, schema validators — is plumbing the PM never touches.</w:t>
       </w:r>
     </w:p>
     <w:p>
@@ -7146,7 +7146,7 @@
           <w:sz w:val="26"/>
           <w:szCs w:val="26"/>
         </w:rPr>
-        <w:t xml:space="preserve">Routing — which model sees which file</w:t>
+        <w:t xml:space="preserve">The three models, at a glance</w:t>
       </w:r>
     </w:p>
     <w:tbl>
@@ -7162,14 +7162,14 @@
         </w:tblBorders>
       </w:tblPr>
       <w:tblGrid>
-        <w:gridCol w:w="3000"/>
-        <w:gridCol w:w="3500"/>
-        <w:gridCol w:w="2860"/>
+        <w:gridCol w:w="2200"/>
+        <w:gridCol w:w="4200"/>
+        <w:gridCol w:w="2960"/>
       </w:tblGrid>
       <w:tr>
         <w:tc>
           <w:tcPr>
-            <w:tcW w:type="dxa" w:w="3000"/>
+            <w:tcW w:type="dxa" w:w="2200"/>
             <w:tcBorders>
               <w:top w:val="single" w:color="E8E2D5" w:sz="4"/>
               <w:left w:val="single" w:color="E8E2D5" w:sz="4"/>
@@ -7178,9 +7178,9 @@
             </w:tcBorders>
             <w:shd w:fill="1A1815" w:val="clear"/>
             <w:tcMar>
-              <w:top w:type="dxa" w:w="100"/>
-              <w:left w:type="dxa" w:w="160"/>
-              <w:bottom w:type="dxa" w:w="100"/>
+              <w:top w:type="dxa" w:w="160"/>
+              <w:left w:type="dxa" w:w="160"/>
+              <w:bottom w:type="dxa" w:w="160"/>
               <w:right w:type="dxa" w:w="160"/>
             </w:tcMar>
           </w:tcPr>
@@ -7199,13 +7199,13 @@
                 <w:sz w:val="14"/>
                 <w:szCs w:val="14"/>
               </w:rPr>
-              <w:t xml:space="preserve">FILE EXTENSION</w:t>
-            </w:r>
-          </w:p>
-        </w:tc>
-        <w:tc>
-          <w:tcPr>
-            <w:tcW w:type="dxa" w:w="3500"/>
+              <w:t xml:space="preserve">MODEL</w:t>
+            </w:r>
+          </w:p>
+        </w:tc>
+        <w:tc>
+          <w:tcPr>
+            <w:tcW w:type="dxa" w:w="4200"/>
             <w:tcBorders>
               <w:top w:val="single" w:color="E8E2D5" w:sz="4"/>
               <w:left w:val="single" w:color="E8E2D5" w:sz="4"/>
@@ -7214,9 +7214,9 @@
             </w:tcBorders>
             <w:shd w:fill="1A1815" w:val="clear"/>
             <w:tcMar>
-              <w:top w:type="dxa" w:w="100"/>
-              <w:left w:type="dxa" w:w="160"/>
-              <w:bottom w:type="dxa" w:w="100"/>
+              <w:top w:type="dxa" w:w="160"/>
+              <w:left w:type="dxa" w:w="160"/>
+              <w:bottom w:type="dxa" w:w="160"/>
               <w:right w:type="dxa" w:w="160"/>
             </w:tcMar>
           </w:tcPr>
@@ -7235,13 +7235,13 @@
                 <w:sz w:val="14"/>
                 <w:szCs w:val="14"/>
               </w:rPr>
-              <w:t xml:space="preserve">PRIMARY MODEL</w:t>
-            </w:r>
-          </w:p>
-        </w:tc>
-        <w:tc>
-          <w:tcPr>
-            <w:tcW w:type="dxa" w:w="2860"/>
+              <w:t xml:space="preserve">WHAT IT PRODUCES</w:t>
+            </w:r>
+          </w:p>
+        </w:tc>
+        <w:tc>
+          <w:tcPr>
+            <w:tcW w:type="dxa" w:w="2960"/>
             <w:tcBorders>
               <w:top w:val="single" w:color="E8E2D5" w:sz="4"/>
               <w:left w:val="single" w:color="E8E2D5" w:sz="4"/>
@@ -7250,9 +7250,9 @@
             </w:tcBorders>
             <w:shd w:fill="1A1815" w:val="clear"/>
             <w:tcMar>
-              <w:top w:type="dxa" w:w="100"/>
-              <w:left w:type="dxa" w:w="160"/>
-              <w:bottom w:type="dxa" w:w="100"/>
+              <w:top w:type="dxa" w:w="160"/>
+              <w:left w:type="dxa" w:w="160"/>
+              <w:bottom w:type="dxa" w:w="160"/>
               <w:right w:type="dxa" w:w="160"/>
             </w:tcMar>
           </w:tcPr>
@@ -7271,7 +7271,7 @@
                 <w:sz w:val="14"/>
                 <w:szCs w:val="14"/>
               </w:rPr>
-              <w:t xml:space="preserve">FALLBACK</w:t>
+              <w:t xml:space="preserve">WHERE YOU SEE IT</w:t>
             </w:r>
           </w:p>
         </w:tc>
@@ -7279,7 +7279,7 @@
       <w:tr>
         <w:tc>
           <w:tcPr>
-            <w:tcW w:type="dxa" w:w="3000"/>
+            <w:tcW w:type="dxa" w:w="2200"/>
             <w:tcBorders>
               <w:top w:val="single" w:color="E8E2D5" w:sz="4"/>
               <w:left w:val="single" w:color="E8E2D5" w:sz="4"/>
@@ -7288,34 +7288,70 @@
             </w:tcBorders>
             <w:shd w:fill="F5F1EA" w:val="clear"/>
             <w:tcMar>
-              <w:top w:type="dxa" w:w="100"/>
-              <w:left w:type="dxa" w:w="160"/>
-              <w:bottom w:type="dxa" w:w="100"/>
-              <w:right w:type="dxa" w:w="160"/>
-            </w:tcMar>
-          </w:tcPr>
-          <w:p>
-            <w:pPr>
-              <w:jc w:val="left"/>
-            </w:pPr>
-            <w:r>
-              <w:rPr>
-                <w:rFonts w:ascii="JetBrains Mono" w:cs="JetBrains Mono" w:eastAsia="JetBrains Mono" w:hAnsi="JetBrains Mono"/>
+              <w:top w:type="dxa" w:w="160"/>
+              <w:left w:type="dxa" w:w="160"/>
+              <w:bottom w:type="dxa" w:w="160"/>
+              <w:right w:type="dxa" w:w="160"/>
+            </w:tcMar>
+          </w:tcPr>
+          <w:p>
+            <w:pPr>
+              <w:jc w:val="left"/>
+            </w:pPr>
+            <w:r>
+              <w:rPr>
+                <w:rFonts w:ascii="JetBrains Mono" w:cs="JetBrains Mono" w:eastAsia="JetBrains Mono" w:hAnsi="JetBrains Mono"/>
+                <w:b/>
+                <w:bCs/>
+                <w:i w:val="false"/>
+                <w:iCs w:val="false"/>
+                <w:color w:val="B8722C"/>
+                <w:sz w:val="21"/>
+                <w:szCs w:val="21"/>
+              </w:rPr>
+              <w:t xml:space="preserve">1 · Parser</w:t>
+            </w:r>
+          </w:p>
+        </w:tc>
+        <w:tc>
+          <w:tcPr>
+            <w:tcW w:type="dxa" w:w="4200"/>
+            <w:tcBorders>
+              <w:top w:val="single" w:color="E8E2D5" w:sz="4"/>
+              <w:left w:val="single" w:color="E8E2D5" w:sz="4"/>
+              <w:bottom w:val="single" w:color="E8E2D5" w:sz="4"/>
+              <w:right w:val="single" w:color="E8E2D5" w:sz="4"/>
+            </w:tcBorders>
+            <w:shd w:fill="F5F1EA" w:val="clear"/>
+            <w:tcMar>
+              <w:top w:type="dxa" w:w="160"/>
+              <w:left w:type="dxa" w:w="160"/>
+              <w:bottom w:type="dxa" w:w="160"/>
+              <w:right w:type="dxa" w:w="160"/>
+            </w:tcMar>
+          </w:tcPr>
+          <w:p>
+            <w:pPr>
+              <w:jc w:val="left"/>
+            </w:pPr>
+            <w:r>
+              <w:rPr>
+                <w:rFonts w:ascii="Inter" w:cs="Inter" w:eastAsia="Inter" w:hAnsi="Inter"/>
                 <w:b w:val="false"/>
                 <w:bCs w:val="false"/>
                 <w:i w:val="false"/>
                 <w:iCs w:val="false"/>
                 <w:color w:val="1A1815"/>
-                <w:sz w:val="19"/>
-                <w:szCs w:val="19"/>
-              </w:rPr>
-              <w:t xml:space="preserve">.pdf (text-extractable)</w:t>
-            </w:r>
-          </w:p>
-        </w:tc>
-        <w:tc>
-          <w:tcPr>
-            <w:tcW w:type="dxa" w:w="3500"/>
+                <w:sz w:val="21"/>
+                <w:szCs w:val="21"/>
+              </w:rPr>
+              <w:t xml:space="preserve">atoms · entities · sites · edges · packets</w:t>
+            </w:r>
+          </w:p>
+        </w:tc>
+        <w:tc>
+          <w:tcPr>
+            <w:tcW w:type="dxa" w:w="2960"/>
             <w:tcBorders>
               <w:top w:val="single" w:color="E8E2D5" w:sz="4"/>
               <w:left w:val="single" w:color="E8E2D5" w:sz="4"/>
@@ -7324,64 +7360,28 @@
             </w:tcBorders>
             <w:shd w:fill="F5F1EA" w:val="clear"/>
             <w:tcMar>
-              <w:top w:type="dxa" w:w="100"/>
-              <w:left w:type="dxa" w:w="160"/>
-              <w:bottom w:type="dxa" w:w="100"/>
-              <w:right w:type="dxa" w:w="160"/>
-            </w:tcMar>
-          </w:tcPr>
-          <w:p>
-            <w:pPr>
-              <w:jc w:val="left"/>
-            </w:pPr>
-            <w:r>
-              <w:rPr>
-                <w:rFonts w:ascii="JetBrains Mono" w:cs="JetBrains Mono" w:eastAsia="JetBrains Mono" w:hAnsi="JetBrains Mono"/>
-                <w:b/>
-                <w:bCs/>
-                <w:i w:val="false"/>
-                <w:iCs w:val="false"/>
-                <w:color w:val="1A1815"/>
-                <w:sz w:val="19"/>
-                <w:szCs w:val="19"/>
-              </w:rPr>
-              <w:t xml:space="preserve">orbitbrief_pdf_v3</w:t>
-            </w:r>
-          </w:p>
-        </w:tc>
-        <w:tc>
-          <w:tcPr>
-            <w:tcW w:type="dxa" w:w="2860"/>
-            <w:tcBorders>
-              <w:top w:val="single" w:color="E8E2D5" w:sz="4"/>
-              <w:left w:val="single" w:color="E8E2D5" w:sz="4"/>
-              <w:bottom w:val="single" w:color="E8E2D5" w:sz="4"/>
-              <w:right w:val="single" w:color="E8E2D5" w:sz="4"/>
-            </w:tcBorders>
-            <w:shd w:fill="F5F1EA" w:val="clear"/>
-            <w:tcMar>
-              <w:top w:type="dxa" w:w="100"/>
-              <w:left w:type="dxa" w:w="160"/>
-              <w:bottom w:type="dxa" w:w="100"/>
-              <w:right w:type="dxa" w:w="160"/>
-            </w:tcMar>
-          </w:tcPr>
-          <w:p>
-            <w:pPr>
-              <w:jc w:val="left"/>
-            </w:pPr>
-            <w:r>
-              <w:rPr>
-                <w:rFonts w:ascii="JetBrains Mono" w:cs="JetBrains Mono" w:eastAsia="JetBrains Mono" w:hAnsi="JetBrains Mono"/>
+              <w:top w:type="dxa" w:w="160"/>
+              <w:left w:type="dxa" w:w="160"/>
+              <w:bottom w:type="dxa" w:w="160"/>
+              <w:right w:type="dxa" w:w="160"/>
+            </w:tcMar>
+          </w:tcPr>
+          <w:p>
+            <w:pPr>
+              <w:jc w:val="left"/>
+            </w:pPr>
+            <w:r>
+              <w:rPr>
+                <w:rFonts w:ascii="Inter" w:cs="Inter" w:eastAsia="Inter" w:hAnsi="Inter"/>
                 <w:b w:val="false"/>
                 <w:bCs w:val="false"/>
                 <w:i w:val="false"/>
                 <w:iCs w:val="false"/>
                 <w:color w:val="1A1815"/>
-                <w:sz w:val="19"/>
-                <w:szCs w:val="19"/>
-              </w:rPr>
-              <w:t xml:space="preserve">—</w:t>
+                <w:sz w:val="21"/>
+                <w:szCs w:val="21"/>
+              </w:rPr>
+              <w:t xml:space="preserve">Deal Artifacts tab</w:t>
             </w:r>
           </w:p>
         </w:tc>
@@ -7389,7 +7389,7 @@
       <w:tr>
         <w:tc>
           <w:tcPr>
-            <w:tcW w:type="dxa" w:w="3000"/>
+            <w:tcW w:type="dxa" w:w="2200"/>
             <w:tcBorders>
               <w:top w:val="single" w:color="E8E2D5" w:sz="4"/>
               <w:left w:val="single" w:color="E8E2D5" w:sz="4"/>
@@ -7398,34 +7398,70 @@
             </w:tcBorders>
             <w:shd w:fill="FFFFFF" w:val="clear"/>
             <w:tcMar>
-              <w:top w:type="dxa" w:w="100"/>
-              <w:left w:type="dxa" w:w="160"/>
-              <w:bottom w:type="dxa" w:w="100"/>
-              <w:right w:type="dxa" w:w="160"/>
-            </w:tcMar>
-          </w:tcPr>
-          <w:p>
-            <w:pPr>
-              <w:jc w:val="left"/>
-            </w:pPr>
-            <w:r>
-              <w:rPr>
-                <w:rFonts w:ascii="JetBrains Mono" w:cs="JetBrains Mono" w:eastAsia="JetBrains Mono" w:hAnsi="JetBrains Mono"/>
+              <w:top w:type="dxa" w:w="160"/>
+              <w:left w:type="dxa" w:w="160"/>
+              <w:bottom w:type="dxa" w:w="160"/>
+              <w:right w:type="dxa" w:w="160"/>
+            </w:tcMar>
+          </w:tcPr>
+          <w:p>
+            <w:pPr>
+              <w:jc w:val="left"/>
+            </w:pPr>
+            <w:r>
+              <w:rPr>
+                <w:rFonts w:ascii="JetBrains Mono" w:cs="JetBrains Mono" w:eastAsia="JetBrains Mono" w:hAnsi="JetBrains Mono"/>
+                <w:b/>
+                <w:bCs/>
+                <w:i w:val="false"/>
+                <w:iCs w:val="false"/>
+                <w:color w:val="B8722C"/>
+                <w:sz w:val="21"/>
+                <w:szCs w:val="21"/>
+              </w:rPr>
+              <w:t xml:space="preserve">2 · Orbit</w:t>
+            </w:r>
+          </w:p>
+        </w:tc>
+        <w:tc>
+          <w:tcPr>
+            <w:tcW w:type="dxa" w:w="4200"/>
+            <w:tcBorders>
+              <w:top w:val="single" w:color="E8E2D5" w:sz="4"/>
+              <w:left w:val="single" w:color="E8E2D5" w:sz="4"/>
+              <w:bottom w:val="single" w:color="E8E2D5" w:sz="4"/>
+              <w:right w:val="single" w:color="E8E2D5" w:sz="4"/>
+            </w:tcBorders>
+            <w:shd w:fill="FFFFFF" w:val="clear"/>
+            <w:tcMar>
+              <w:top w:type="dxa" w:w="160"/>
+              <w:left w:type="dxa" w:w="160"/>
+              <w:bottom w:type="dxa" w:w="160"/>
+              <w:right w:type="dxa" w:w="160"/>
+            </w:tcMar>
+          </w:tcPr>
+          <w:p>
+            <w:pPr>
+              <w:jc w:val="left"/>
+            </w:pPr>
+            <w:r>
+              <w:rPr>
+                <w:rFonts w:ascii="Inter" w:cs="Inter" w:eastAsia="Inter" w:hAnsi="Inter"/>
                 <w:b w:val="false"/>
                 <w:bCs w:val="false"/>
                 <w:i w:val="false"/>
                 <w:iCs w:val="false"/>
                 <w:color w:val="1A1815"/>
-                <w:sz w:val="19"/>
-                <w:szCs w:val="19"/>
-              </w:rPr>
-              <w:t xml:space="preserve">.pdf (scanned / quotes)</w:t>
-            </w:r>
-          </w:p>
-        </w:tc>
-        <w:tc>
-          <w:tcPr>
-            <w:tcW w:type="dxa" w:w="3500"/>
+                <w:sz w:val="21"/>
+                <w:szCs w:val="21"/>
+              </w:rPr>
+              <w:t xml:space="preserve">PM status · summary · gaps · questions · SA focus</w:t>
+            </w:r>
+          </w:p>
+        </w:tc>
+        <w:tc>
+          <w:tcPr>
+            <w:tcW w:type="dxa" w:w="2960"/>
             <w:tcBorders>
               <w:top w:val="single" w:color="E8E2D5" w:sz="4"/>
               <w:left w:val="single" w:color="E8E2D5" w:sz="4"/>
@@ -7434,64 +7470,28 @@
             </w:tcBorders>
             <w:shd w:fill="FFFFFF" w:val="clear"/>
             <w:tcMar>
-              <w:top w:type="dxa" w:w="100"/>
-              <w:left w:type="dxa" w:w="160"/>
-              <w:bottom w:type="dxa" w:w="100"/>
-              <w:right w:type="dxa" w:w="160"/>
-            </w:tcMar>
-          </w:tcPr>
-          <w:p>
-            <w:pPr>
-              <w:jc w:val="left"/>
-            </w:pPr>
-            <w:r>
-              <w:rPr>
-                <w:rFonts w:ascii="JetBrains Mono" w:cs="JetBrains Mono" w:eastAsia="JetBrains Mono" w:hAnsi="JetBrains Mono"/>
-                <w:b/>
-                <w:bCs/>
-                <w:i w:val="false"/>
-                <w:iCs w:val="false"/>
-                <w:color w:val="1A1815"/>
-                <w:sz w:val="19"/>
-                <w:szCs w:val="19"/>
-              </w:rPr>
-              <w:t xml:space="preserve">quote_parser_v1_4_1</w:t>
-            </w:r>
-          </w:p>
-        </w:tc>
-        <w:tc>
-          <w:tcPr>
-            <w:tcW w:type="dxa" w:w="2860"/>
-            <w:tcBorders>
-              <w:top w:val="single" w:color="E8E2D5" w:sz="4"/>
-              <w:left w:val="single" w:color="E8E2D5" w:sz="4"/>
-              <w:bottom w:val="single" w:color="E8E2D5" w:sz="4"/>
-              <w:right w:val="single" w:color="E8E2D5" w:sz="4"/>
-            </w:tcBorders>
-            <w:shd w:fill="FFFFFF" w:val="clear"/>
-            <w:tcMar>
-              <w:top w:type="dxa" w:w="100"/>
-              <w:left w:type="dxa" w:w="160"/>
-              <w:bottom w:type="dxa" w:w="100"/>
-              <w:right w:type="dxa" w:w="160"/>
-            </w:tcMar>
-          </w:tcPr>
-          <w:p>
-            <w:pPr>
-              <w:jc w:val="left"/>
-            </w:pPr>
-            <w:r>
-              <w:rPr>
-                <w:rFonts w:ascii="JetBrains Mono" w:cs="JetBrains Mono" w:eastAsia="JetBrains Mono" w:hAnsi="JetBrains Mono"/>
+              <w:top w:type="dxa" w:w="160"/>
+              <w:left w:type="dxa" w:w="160"/>
+              <w:bottom w:type="dxa" w:w="160"/>
+              <w:right w:type="dxa" w:w="160"/>
+            </w:tcMar>
+          </w:tcPr>
+          <w:p>
+            <w:pPr>
+              <w:jc w:val="left"/>
+            </w:pPr>
+            <w:r>
+              <w:rPr>
+                <w:rFonts w:ascii="Inter" w:cs="Inter" w:eastAsia="Inter" w:hAnsi="Inter"/>
                 <w:b w:val="false"/>
                 <w:bCs w:val="false"/>
                 <w:i w:val="false"/>
                 <w:iCs w:val="false"/>
                 <w:color w:val="1A1815"/>
-                <w:sz w:val="19"/>
-                <w:szCs w:val="19"/>
-              </w:rPr>
-              <w:t xml:space="preserve">orbitbrief_pdf_v3</w:t>
+                <w:sz w:val="21"/>
+                <w:szCs w:val="21"/>
+              </w:rPr>
+              <w:t xml:space="preserve">OrbitBrief tab</w:t>
             </w:r>
           </w:p>
         </w:tc>
@@ -7499,7 +7499,7 @@
       <w:tr>
         <w:tc>
           <w:tcPr>
-            <w:tcW w:type="dxa" w:w="3000"/>
+            <w:tcW w:type="dxa" w:w="2200"/>
             <w:tcBorders>
               <w:top w:val="single" w:color="E8E2D5" w:sz="4"/>
               <w:left w:val="single" w:color="E8E2D5" w:sz="4"/>
@@ -7508,34 +7508,70 @@
             </w:tcBorders>
             <w:shd w:fill="F5F1EA" w:val="clear"/>
             <w:tcMar>
-              <w:top w:type="dxa" w:w="100"/>
-              <w:left w:type="dxa" w:w="160"/>
-              <w:bottom w:type="dxa" w:w="100"/>
-              <w:right w:type="dxa" w:w="160"/>
-            </w:tcMar>
-          </w:tcPr>
-          <w:p>
-            <w:pPr>
-              <w:jc w:val="left"/>
-            </w:pPr>
-            <w:r>
-              <w:rPr>
-                <w:rFonts w:ascii="JetBrains Mono" w:cs="JetBrains Mono" w:eastAsia="JetBrains Mono" w:hAnsi="JetBrains Mono"/>
+              <w:top w:type="dxa" w:w="160"/>
+              <w:left w:type="dxa" w:w="160"/>
+              <w:bottom w:type="dxa" w:w="160"/>
+              <w:right w:type="dxa" w:w="160"/>
+            </w:tcMar>
+          </w:tcPr>
+          <w:p>
+            <w:pPr>
+              <w:jc w:val="left"/>
+            </w:pPr>
+            <w:r>
+              <w:rPr>
+                <w:rFonts w:ascii="JetBrains Mono" w:cs="JetBrains Mono" w:eastAsia="JetBrains Mono" w:hAnsi="JetBrains Mono"/>
+                <w:b/>
+                <w:bCs/>
+                <w:i w:val="false"/>
+                <w:iCs w:val="false"/>
+                <w:color w:val="B8722C"/>
+                <w:sz w:val="21"/>
+                <w:szCs w:val="21"/>
+              </w:rPr>
+              <w:t xml:space="preserve">3 · SOW</w:t>
+            </w:r>
+          </w:p>
+        </w:tc>
+        <w:tc>
+          <w:tcPr>
+            <w:tcW w:type="dxa" w:w="4200"/>
+            <w:tcBorders>
+              <w:top w:val="single" w:color="E8E2D5" w:sz="4"/>
+              <w:left w:val="single" w:color="E8E2D5" w:sz="4"/>
+              <w:bottom w:val="single" w:color="E8E2D5" w:sz="4"/>
+              <w:right w:val="single" w:color="E8E2D5" w:sz="4"/>
+            </w:tcBorders>
+            <w:shd w:fill="F5F1EA" w:val="clear"/>
+            <w:tcMar>
+              <w:top w:type="dxa" w:w="160"/>
+              <w:left w:type="dxa" w:w="160"/>
+              <w:bottom w:type="dxa" w:w="160"/>
+              <w:right w:type="dxa" w:w="160"/>
+            </w:tcMar>
+          </w:tcPr>
+          <w:p>
+            <w:pPr>
+              <w:jc w:val="left"/>
+            </w:pPr>
+            <w:r>
+              <w:rPr>
+                <w:rFonts w:ascii="Inter" w:cs="Inter" w:eastAsia="Inter" w:hAnsi="Inter"/>
                 <w:b w:val="false"/>
                 <w:bCs w:val="false"/>
                 <w:i w:val="false"/>
                 <w:iCs w:val="false"/>
                 <w:color w:val="1A1815"/>
-                <w:sz w:val="19"/>
-                <w:szCs w:val="19"/>
-              </w:rPr>
-              <w:t xml:space="preserve">.docx</w:t>
-            </w:r>
-          </w:p>
-        </w:tc>
-        <w:tc>
-          <w:tcPr>
-            <w:tcW w:type="dxa" w:w="3500"/>
+                <w:sz w:val="21"/>
+                <w:szCs w:val="21"/>
+              </w:rPr>
+              <w:t xml:space="preserve">the final Word doc · per-site sections · BOM table</w:t>
+            </w:r>
+          </w:p>
+        </w:tc>
+        <w:tc>
+          <w:tcPr>
+            <w:tcW w:type="dxa" w:w="2960"/>
             <w:tcBorders>
               <w:top w:val="single" w:color="E8E2D5" w:sz="4"/>
               <w:left w:val="single" w:color="E8E2D5" w:sz="4"/>
@@ -7544,394 +7580,28 @@
             </w:tcBorders>
             <w:shd w:fill="F5F1EA" w:val="clear"/>
             <w:tcMar>
-              <w:top w:type="dxa" w:w="100"/>
-              <w:left w:type="dxa" w:w="160"/>
-              <w:bottom w:type="dxa" w:w="100"/>
-              <w:right w:type="dxa" w:w="160"/>
-            </w:tcMar>
-          </w:tcPr>
-          <w:p>
-            <w:pPr>
-              <w:jc w:val="left"/>
-            </w:pPr>
-            <w:r>
-              <w:rPr>
-                <w:rFonts w:ascii="JetBrains Mono" w:cs="JetBrains Mono" w:eastAsia="JetBrains Mono" w:hAnsi="JetBrains Mono"/>
-                <w:b/>
-                <w:bCs/>
-                <w:i w:val="false"/>
-                <w:iCs w:val="false"/>
-                <w:color w:val="1A1815"/>
-                <w:sz w:val="19"/>
-                <w:szCs w:val="19"/>
-              </w:rPr>
-              <w:t xml:space="preserve">docx_parser_v1</w:t>
-            </w:r>
-          </w:p>
-        </w:tc>
-        <w:tc>
-          <w:tcPr>
-            <w:tcW w:type="dxa" w:w="2860"/>
-            <w:tcBorders>
-              <w:top w:val="single" w:color="E8E2D5" w:sz="4"/>
-              <w:left w:val="single" w:color="E8E2D5" w:sz="4"/>
-              <w:bottom w:val="single" w:color="E8E2D5" w:sz="4"/>
-              <w:right w:val="single" w:color="E8E2D5" w:sz="4"/>
-            </w:tcBorders>
-            <w:shd w:fill="F5F1EA" w:val="clear"/>
-            <w:tcMar>
-              <w:top w:type="dxa" w:w="100"/>
-              <w:left w:type="dxa" w:w="160"/>
-              <w:bottom w:type="dxa" w:w="100"/>
-              <w:right w:type="dxa" w:w="160"/>
-            </w:tcMar>
-          </w:tcPr>
-          <w:p>
-            <w:pPr>
-              <w:jc w:val="left"/>
-            </w:pPr>
-            <w:r>
-              <w:rPr>
-                <w:rFonts w:ascii="JetBrains Mono" w:cs="JetBrains Mono" w:eastAsia="JetBrains Mono" w:hAnsi="JetBrains Mono"/>
+              <w:top w:type="dxa" w:w="160"/>
+              <w:left w:type="dxa" w:w="160"/>
+              <w:bottom w:type="dxa" w:w="160"/>
+              <w:right w:type="dxa" w:w="160"/>
+            </w:tcMar>
+          </w:tcPr>
+          <w:p>
+            <w:pPr>
+              <w:jc w:val="left"/>
+            </w:pPr>
+            <w:r>
+              <w:rPr>
+                <w:rFonts w:ascii="Inter" w:cs="Inter" w:eastAsia="Inter" w:hAnsi="Inter"/>
                 <w:b w:val="false"/>
                 <w:bCs w:val="false"/>
                 <w:i w:val="false"/>
                 <w:iCs w:val="false"/>
                 <w:color w:val="1A1815"/>
-                <w:sz w:val="19"/>
-                <w:szCs w:val="19"/>
-              </w:rPr>
-              <w:t xml:space="preserve">—</w:t>
-            </w:r>
-          </w:p>
-        </w:tc>
-      </w:tr>
-      <w:tr>
-        <w:tc>
-          <w:tcPr>
-            <w:tcW w:type="dxa" w:w="3000"/>
-            <w:tcBorders>
-              <w:top w:val="single" w:color="E8E2D5" w:sz="4"/>
-              <w:left w:val="single" w:color="E8E2D5" w:sz="4"/>
-              <w:bottom w:val="single" w:color="E8E2D5" w:sz="4"/>
-              <w:right w:val="single" w:color="E8E2D5" w:sz="4"/>
-            </w:tcBorders>
-            <w:shd w:fill="FFFFFF" w:val="clear"/>
-            <w:tcMar>
-              <w:top w:type="dxa" w:w="100"/>
-              <w:left w:type="dxa" w:w="160"/>
-              <w:bottom w:type="dxa" w:w="100"/>
-              <w:right w:type="dxa" w:w="160"/>
-            </w:tcMar>
-          </w:tcPr>
-          <w:p>
-            <w:pPr>
-              <w:jc w:val="left"/>
-            </w:pPr>
-            <w:r>
-              <w:rPr>
-                <w:rFonts w:ascii="JetBrains Mono" w:cs="JetBrains Mono" w:eastAsia="JetBrains Mono" w:hAnsi="JetBrains Mono"/>
-                <w:b w:val="false"/>
-                <w:bCs w:val="false"/>
-                <w:i w:val="false"/>
-                <w:iCs w:val="false"/>
-                <w:color w:val="1A1815"/>
-                <w:sz w:val="19"/>
-                <w:szCs w:val="19"/>
-              </w:rPr>
-              <w:t xml:space="preserve">.doc (legacy)</w:t>
-            </w:r>
-          </w:p>
-        </w:tc>
-        <w:tc>
-          <w:tcPr>
-            <w:tcW w:type="dxa" w:w="3500"/>
-            <w:tcBorders>
-              <w:top w:val="single" w:color="E8E2D5" w:sz="4"/>
-              <w:left w:val="single" w:color="E8E2D5" w:sz="4"/>
-              <w:bottom w:val="single" w:color="E8E2D5" w:sz="4"/>
-              <w:right w:val="single" w:color="E8E2D5" w:sz="4"/>
-            </w:tcBorders>
-            <w:shd w:fill="FFFFFF" w:val="clear"/>
-            <w:tcMar>
-              <w:top w:type="dxa" w:w="100"/>
-              <w:left w:type="dxa" w:w="160"/>
-              <w:bottom w:type="dxa" w:w="100"/>
-              <w:right w:type="dxa" w:w="160"/>
-            </w:tcMar>
-          </w:tcPr>
-          <w:p>
-            <w:pPr>
-              <w:jc w:val="left"/>
-            </w:pPr>
-            <w:r>
-              <w:rPr>
-                <w:rFonts w:ascii="JetBrains Mono" w:cs="JetBrains Mono" w:eastAsia="JetBrains Mono" w:hAnsi="JetBrains Mono"/>
-                <w:b/>
-                <w:bCs/>
-                <w:i w:val="false"/>
-                <w:iCs w:val="false"/>
-                <w:color w:val="1A1815"/>
-                <w:sz w:val="19"/>
-                <w:szCs w:val="19"/>
-              </w:rPr>
-              <w:t xml:space="preserve">docx_parser_v1</w:t>
-            </w:r>
-          </w:p>
-        </w:tc>
-        <w:tc>
-          <w:tcPr>
-            <w:tcW w:type="dxa" w:w="2860"/>
-            <w:tcBorders>
-              <w:top w:val="single" w:color="E8E2D5" w:sz="4"/>
-              <w:left w:val="single" w:color="E8E2D5" w:sz="4"/>
-              <w:bottom w:val="single" w:color="E8E2D5" w:sz="4"/>
-              <w:right w:val="single" w:color="E8E2D5" w:sz="4"/>
-            </w:tcBorders>
-            <w:shd w:fill="FFFFFF" w:val="clear"/>
-            <w:tcMar>
-              <w:top w:type="dxa" w:w="100"/>
-              <w:left w:type="dxa" w:w="160"/>
-              <w:bottom w:type="dxa" w:w="100"/>
-              <w:right w:type="dxa" w:w="160"/>
-            </w:tcMar>
-          </w:tcPr>
-          <w:p>
-            <w:pPr>
-              <w:jc w:val="left"/>
-            </w:pPr>
-            <w:r>
-              <w:rPr>
-                <w:rFonts w:ascii="JetBrains Mono" w:cs="JetBrains Mono" w:eastAsia="JetBrains Mono" w:hAnsi="JetBrains Mono"/>
-                <w:b w:val="false"/>
-                <w:bCs w:val="false"/>
-                <w:i w:val="false"/>
-                <w:iCs w:val="false"/>
-                <w:color w:val="1A1815"/>
-                <w:sz w:val="19"/>
-                <w:szCs w:val="19"/>
-              </w:rPr>
-              <w:t xml:space="preserve">(soffice convert first)</w:t>
-            </w:r>
-          </w:p>
-        </w:tc>
-      </w:tr>
-      <w:tr>
-        <w:tc>
-          <w:tcPr>
-            <w:tcW w:type="dxa" w:w="3000"/>
-            <w:tcBorders>
-              <w:top w:val="single" w:color="E8E2D5" w:sz="4"/>
-              <w:left w:val="single" w:color="E8E2D5" w:sz="4"/>
-              <w:bottom w:val="single" w:color="E8E2D5" w:sz="4"/>
-              <w:right w:val="single" w:color="E8E2D5" w:sz="4"/>
-            </w:tcBorders>
-            <w:shd w:fill="F5F1EA" w:val="clear"/>
-            <w:tcMar>
-              <w:top w:type="dxa" w:w="100"/>
-              <w:left w:type="dxa" w:w="160"/>
-              <w:bottom w:type="dxa" w:w="100"/>
-              <w:right w:type="dxa" w:w="160"/>
-            </w:tcMar>
-          </w:tcPr>
-          <w:p>
-            <w:pPr>
-              <w:jc w:val="left"/>
-            </w:pPr>
-            <w:r>
-              <w:rPr>
-                <w:rFonts w:ascii="JetBrains Mono" w:cs="JetBrains Mono" w:eastAsia="JetBrains Mono" w:hAnsi="JetBrains Mono"/>
-                <w:b w:val="false"/>
-                <w:bCs w:val="false"/>
-                <w:i w:val="false"/>
-                <w:iCs w:val="false"/>
-                <w:color w:val="1A1815"/>
-                <w:sz w:val="19"/>
-                <w:szCs w:val="19"/>
-              </w:rPr>
-              <w:t xml:space="preserve">.xlsx / .xlsm</w:t>
-            </w:r>
-          </w:p>
-        </w:tc>
-        <w:tc>
-          <w:tcPr>
-            <w:tcW w:type="dxa" w:w="3500"/>
-            <w:tcBorders>
-              <w:top w:val="single" w:color="E8E2D5" w:sz="4"/>
-              <w:left w:val="single" w:color="E8E2D5" w:sz="4"/>
-              <w:bottom w:val="single" w:color="E8E2D5" w:sz="4"/>
-              <w:right w:val="single" w:color="E8E2D5" w:sz="4"/>
-            </w:tcBorders>
-            <w:shd w:fill="F5F1EA" w:val="clear"/>
-            <w:tcMar>
-              <w:top w:type="dxa" w:w="100"/>
-              <w:left w:type="dxa" w:w="160"/>
-              <w:bottom w:type="dxa" w:w="100"/>
-              <w:right w:type="dxa" w:w="160"/>
-            </w:tcMar>
-          </w:tcPr>
-          <w:p>
-            <w:pPr>
-              <w:jc w:val="left"/>
-            </w:pPr>
-            <w:r>
-              <w:rPr>
-                <w:rFonts w:ascii="JetBrains Mono" w:cs="JetBrains Mono" w:eastAsia="JetBrains Mono" w:hAnsi="JetBrains Mono"/>
-                <w:b/>
-                <w:bCs/>
-                <w:i w:val="false"/>
-                <w:iCs w:val="false"/>
-                <w:color w:val="1A1815"/>
-                <w:sz w:val="19"/>
-                <w:szCs w:val="19"/>
-              </w:rPr>
-              <w:t xml:space="preserve">xlsx_parser_v2_1</w:t>
-            </w:r>
-          </w:p>
-        </w:tc>
-        <w:tc>
-          <w:tcPr>
-            <w:tcW w:type="dxa" w:w="2860"/>
-            <w:tcBorders>
-              <w:top w:val="single" w:color="E8E2D5" w:sz="4"/>
-              <w:left w:val="single" w:color="E8E2D5" w:sz="4"/>
-              <w:bottom w:val="single" w:color="E8E2D5" w:sz="4"/>
-              <w:right w:val="single" w:color="E8E2D5" w:sz="4"/>
-            </w:tcBorders>
-            <w:shd w:fill="F5F1EA" w:val="clear"/>
-            <w:tcMar>
-              <w:top w:type="dxa" w:w="100"/>
-              <w:left w:type="dxa" w:w="160"/>
-              <w:bottom w:type="dxa" w:w="100"/>
-              <w:right w:type="dxa" w:w="160"/>
-            </w:tcMar>
-          </w:tcPr>
-          <w:p>
-            <w:pPr>
-              <w:jc w:val="left"/>
-            </w:pPr>
-            <w:r>
-              <w:rPr>
-                <w:rFonts w:ascii="JetBrains Mono" w:cs="JetBrains Mono" w:eastAsia="JetBrains Mono" w:hAnsi="JetBrains Mono"/>
-                <w:b w:val="false"/>
-                <w:bCs w:val="false"/>
-                <w:i w:val="false"/>
-                <w:iCs w:val="false"/>
-                <w:color w:val="1A1815"/>
-                <w:sz w:val="19"/>
-                <w:szCs w:val="19"/>
-              </w:rPr>
-              <w:t xml:space="preserve">—</w:t>
-            </w:r>
-          </w:p>
-        </w:tc>
-      </w:tr>
-      <w:tr>
-        <w:tc>
-          <w:tcPr>
-            <w:tcW w:type="dxa" w:w="3000"/>
-            <w:tcBorders>
-              <w:top w:val="single" w:color="E8E2D5" w:sz="4"/>
-              <w:left w:val="single" w:color="E8E2D5" w:sz="4"/>
-              <w:bottom w:val="single" w:color="E8E2D5" w:sz="4"/>
-              <w:right w:val="single" w:color="E8E2D5" w:sz="4"/>
-            </w:tcBorders>
-            <w:shd w:fill="FFFFFF" w:val="clear"/>
-            <w:tcMar>
-              <w:top w:type="dxa" w:w="100"/>
-              <w:left w:type="dxa" w:w="160"/>
-              <w:bottom w:type="dxa" w:w="100"/>
-              <w:right w:type="dxa" w:w="160"/>
-            </w:tcMar>
-          </w:tcPr>
-          <w:p>
-            <w:pPr>
-              <w:jc w:val="left"/>
-            </w:pPr>
-            <w:r>
-              <w:rPr>
-                <w:rFonts w:ascii="JetBrains Mono" w:cs="JetBrains Mono" w:eastAsia="JetBrains Mono" w:hAnsi="JetBrains Mono"/>
-                <w:b w:val="false"/>
-                <w:bCs w:val="false"/>
-                <w:i w:val="false"/>
-                <w:iCs w:val="false"/>
-                <w:color w:val="1A1815"/>
-                <w:sz w:val="19"/>
-                <w:szCs w:val="19"/>
-              </w:rPr>
-              <w:t xml:space="preserve">.xls (legacy)</w:t>
-            </w:r>
-          </w:p>
-        </w:tc>
-        <w:tc>
-          <w:tcPr>
-            <w:tcW w:type="dxa" w:w="3500"/>
-            <w:tcBorders>
-              <w:top w:val="single" w:color="E8E2D5" w:sz="4"/>
-              <w:left w:val="single" w:color="E8E2D5" w:sz="4"/>
-              <w:bottom w:val="single" w:color="E8E2D5" w:sz="4"/>
-              <w:right w:val="single" w:color="E8E2D5" w:sz="4"/>
-            </w:tcBorders>
-            <w:shd w:fill="FFFFFF" w:val="clear"/>
-            <w:tcMar>
-              <w:top w:type="dxa" w:w="100"/>
-              <w:left w:type="dxa" w:w="160"/>
-              <w:bottom w:type="dxa" w:w="100"/>
-              <w:right w:type="dxa" w:w="160"/>
-            </w:tcMar>
-          </w:tcPr>
-          <w:p>
-            <w:pPr>
-              <w:jc w:val="left"/>
-            </w:pPr>
-            <w:r>
-              <w:rPr>
-                <w:rFonts w:ascii="JetBrains Mono" w:cs="JetBrains Mono" w:eastAsia="JetBrains Mono" w:hAnsi="JetBrains Mono"/>
-                <w:b/>
-                <w:bCs/>
-                <w:i w:val="false"/>
-                <w:iCs w:val="false"/>
-                <w:color w:val="1A1815"/>
-                <w:sz w:val="19"/>
-                <w:szCs w:val="19"/>
-              </w:rPr>
-              <w:t xml:space="preserve">xlsx_parser_v2_1</w:t>
-            </w:r>
-          </w:p>
-        </w:tc>
-        <w:tc>
-          <w:tcPr>
-            <w:tcW w:type="dxa" w:w="2860"/>
-            <w:tcBorders>
-              <w:top w:val="single" w:color="E8E2D5" w:sz="4"/>
-              <w:left w:val="single" w:color="E8E2D5" w:sz="4"/>
-              <w:bottom w:val="single" w:color="E8E2D5" w:sz="4"/>
-              <w:right w:val="single" w:color="E8E2D5" w:sz="4"/>
-            </w:tcBorders>
-            <w:shd w:fill="FFFFFF" w:val="clear"/>
-            <w:tcMar>
-              <w:top w:type="dxa" w:w="100"/>
-              <w:left w:type="dxa" w:w="160"/>
-              <w:bottom w:type="dxa" w:w="100"/>
-              <w:right w:type="dxa" w:w="160"/>
-            </w:tcMar>
-          </w:tcPr>
-          <w:p>
-            <w:pPr>
-              <w:jc w:val="left"/>
-            </w:pPr>
-            <w:r>
-              <w:rPr>
-                <w:rFonts w:ascii="JetBrains Mono" w:cs="JetBrains Mono" w:eastAsia="JetBrains Mono" w:hAnsi="JetBrains Mono"/>
-                <w:b w:val="false"/>
-                <w:bCs w:val="false"/>
-                <w:i w:val="false"/>
-                <w:iCs w:val="false"/>
-                <w:color w:val="1A1815"/>
-                <w:sz w:val="19"/>
-                <w:szCs w:val="19"/>
-              </w:rPr>
-              <w:t xml:space="preserve">(soffice convert first)</w:t>
+                <w:sz w:val="21"/>
+                <w:szCs w:val="21"/>
+              </w:rPr>
+              <w:t xml:space="preserve">SowSmith · SOW Versions tabs</w:t>
             </w:r>
           </w:p>
         </w:tc>
@@ -7951,7 +7621,7 @@
           <w:sz w:val="18"/>
           <w:szCs w:val="18"/>
         </w:rPr>
-        <w:t xml:space="preserve">Discovery stage picks the model from file extension + magic bytes. A scanned-PDF quote routes to quote_parser, not the generic PDF model.</w:t>
+        <w:t xml:space="preserve">All three read from the same envelope.json. Parser writes it. Orbit reads it. SOW reads it. Bugs upstream often only show up downstream.</w:t>
       </w:r>
     </w:p>
     <w:p>
@@ -7973,7 +7643,7 @@
           <w:sz w:val="32"/>
           <w:szCs w:val="32"/>
         </w:rPr>
-        <w:t xml:space="preserve">Model 1 — orbitbrief_pdf_v3</w:t>
+        <w:t xml:space="preserve">Model 1 — Parser</w:t>
       </w:r>
     </w:p>
     <w:tbl>
@@ -8023,7 +7693,7 @@
                 <w:sz w:val="18"/>
                 <w:szCs w:val="18"/>
               </w:rPr>
-              <w:t xml:space="preserve">ORBITBRIEF_PDF_V3</w:t>
+              <w:t xml:space="preserve">PARSER-OS</w:t>
             </w:r>
             <w:r>
               <w:rPr>
@@ -8032,7 +7702,7 @@
                 <w:sz w:val="16"/>
                 <w:szCs w:val="16"/>
               </w:rPr>
-              <w:t xml:space="preserve">   v3.2</w:t>
+              <w:t xml:space="preserve">   v57.14</w:t>
             </w:r>
           </w:p>
           <w:p>
@@ -8048,7 +7718,7 @@
                 <w:sz w:val="32"/>
                 <w:szCs w:val="32"/>
               </w:rPr>
-              <w:t xml:space="preserve">PDF text-and-layout parser</w:t>
+              <w:t xml:space="preserve">Files in, structured atoms out</w:t>
             </w:r>
           </w:p>
           <w:p>
@@ -8064,7 +7734,7 @@
                 <w:sz w:val="22"/>
                 <w:szCs w:val="22"/>
               </w:rPr>
-              <w:t xml:space="preserve">Pulls prose + tables out of text-extractable PDFs. Walks each page block-by-block, preserves heading hierarchy, captures table cells as raw_table_row, captures stand-alone sentences as raw prose atoms (later classified by the LLM enrich/classify stages).</w:t>
+              <w:t xml:space="preserve">Reads every uploaded file (PDF / DOCX / XLSX), extracts the smallest units of meaning ("atoms"), normalizes entities (devices · sites · money · people · dates), reconciles the same site mentioned across different files into one canonical record, and bundles related atoms into scope packets ready for the SOW.</w:t>
             </w:r>
           </w:p>
           <w:p>
@@ -8095,7 +7765,7 @@
                 <w:sz w:val="20"/>
                 <w:szCs w:val="20"/>
               </w:rPr>
-              <w:t xml:space="preserve">Notes PDFs · executive briefs · contract addenda · security packets · site rosters. Anything that's a PDF and isn't a printed quote/BOM scan.</w:t>
+              <w:t xml:space="preserve">Every file dropped into Deal Artifacts. Under the hood it routes to specialized handlers per file type, but the PM only ever sees the unified output. You don't need to know whether row 14 came from the BOM xlsx or the schedule xlsx — just whether it's right.</w:t>
             </w:r>
           </w:p>
           <w:p>
@@ -8128,7 +7798,7 @@
                 <w:sz w:val="30"/>
                 <w:szCs w:val="30"/>
               </w:rPr>
-              <w:t xml:space="preserve">90 atoms</w:t>
+              <w:t xml:space="preserve">433 atoms · 155 entities · 5 sites · 182 edges · 31 packets</w:t>
             </w:r>
             <w:r>
               <w:rPr>
@@ -8137,7 +7807,7 @@
                 <w:sz w:val="18"/>
                 <w:szCs w:val="18"/>
               </w:rPr>
-              <w:t xml:space="preserve">   in OPTBOT across 5 PDF files — mostly scope_item, stakeholder, payment_term</w:t>
+              <w:t xml:space="preserve">   in OPTBOT — top atom types: raw_table_row, site_allocation, scope_item, task, dependency</w:t>
             </w:r>
           </w:p>
           <w:p>
@@ -8179,7 +7849,7 @@
                 <w:sz w:val="20"/>
                 <w:szCs w:val="20"/>
               </w:rPr>
-              <w:t xml:space="preserve">Headings preserved as bold-prefixed prose atoms (“Section 3: …”).</w:t>
+              <w:t xml:space="preserve">Atom counts match what you'd eyeball from the source files (no missing files, no zero-yield).</w:t>
             </w:r>
           </w:p>
           <w:p>
@@ -8204,7 +7874,7 @@
                 <w:sz w:val="20"/>
                 <w:szCs w:val="20"/>
               </w:rPr>
-              <w:t xml:space="preserve">Multi-column page layout split correctly (no left-column-then-right-column smash).</w:t>
+              <w:t xml:space="preserve">atom_type is right for the row — bom_line for BOM rows, task for schedule rows, scope_item for prose scope.</w:t>
             </w:r>
           </w:p>
           <w:p>
@@ -8229,7 +7899,7 @@
                 <w:sz w:val="20"/>
                 <w:szCs w:val="20"/>
               </w:rPr>
-              <w:t xml:space="preserve">Tables come through as raw_table_row, not as squashed prose.</w:t>
+              <w:t xml:space="preserve">Confidence ≥ 0.75 on typed atoms, ≥ 0.65 on prose.</w:t>
             </w:r>
           </w:p>
           <w:p>
@@ -8254,7 +7924,7 @@
                 <w:sz w:val="20"/>
                 <w:szCs w:val="20"/>
               </w:rPr>
-              <w:t xml:space="preserve">Page numbers visible in the right-pane atom inspector (“page 4”).</w:t>
+              <w:t xml:space="preserve">Same site mentioned in 3 files becomes 1 canonical site row (not 3 dupes).</w:t>
             </w:r>
           </w:p>
           <w:p>
@@ -8279,7 +7949,32 @@
                 <w:sz w:val="20"/>
                 <w:szCs w:val="20"/>
               </w:rPr>
-              <w:t xml:space="preserve">Atom confidence ≥ 0.75 on body text; ≥ 0.85 on titles.</w:t>
+              <w:t xml:space="preserve">EDGES counter is healthy: at least 30 % cross-file on multi-file deals.</w:t>
+            </w:r>
+          </w:p>
+          <w:p>
+            <w:pPr>
+              <w:spacing w:after="50"/>
+            </w:pPr>
+            <w:r>
+              <w:rPr>
+                <w:rFonts w:ascii="JetBrains Mono" w:cs="JetBrains Mono" w:eastAsia="JetBrains Mono" w:hAnsi="JetBrains Mono"/>
+                <w:b/>
+                <w:bCs/>
+                <w:color w:val="2E7D5C"/>
+                <w:sz w:val="18"/>
+                <w:szCs w:val="18"/>
+              </w:rPr>
+              <w:t xml:space="preserve">  ✓  </w:t>
+            </w:r>
+            <w:r>
+              <w:rPr>
+                <w:rFonts w:ascii="Inter" w:cs="Inter" w:eastAsia="Inter" w:hAnsi="Inter"/>
+                <w:color w:val="1A1815"/>
+                <w:sz w:val="20"/>
+                <w:szCs w:val="20"/>
+              </w:rPr>
+              <w:t xml:space="preserve">Every typed atom has at least one entity_key (site, vendor, device, person, money).</w:t>
             </w:r>
           </w:p>
           <w:p>
@@ -8321,7 +8016,7 @@
                 <w:sz w:val="20"/>
                 <w:szCs w:val="20"/>
               </w:rPr>
-              <w:t xml:space="preserve">Same paragraph appearing 2–3× in a row → page-header/footer leak (file a bug).</w:t>
+              <w:t xml:space="preserve">Phantom entity — “device:storage” on a deal with no storage scope. File as CRITICAL.</w:t>
             </w:r>
           </w:p>
           <w:p>
@@ -8346,7 +8041,7 @@
                 <w:sz w:val="20"/>
                 <w:szCs w:val="20"/>
               </w:rPr>
-              <w:t xml:space="preserve">All atoms tagged “prose” with no typed atoms after classify → LLM stage degraded.</w:t>
+              <w:t xml:space="preserve">Same site appears twice with different IDs (ATL-HQ-01 and ATL-HQ-001). File as MAJOR.</w:t>
             </w:r>
           </w:p>
           <w:p>
@@ -8371,7 +8066,7 @@
                 <w:sz w:val="20"/>
                 <w:szCs w:val="20"/>
               </w:rPr>
-              <w:t xml:space="preserve">Tables flattened into one long string → layout-detection regression.</w:t>
+              <w:t xml:space="preserve">Cross-file edges = 0 on a multi-file deal → linker is broken. File as CRITICAL.</w:t>
             </w:r>
           </w:p>
           <w:p>
@@ -8396,7 +8091,7 @@
                 <w:sz w:val="20"/>
                 <w:szCs w:val="20"/>
               </w:rPr>
-              <w:t xml:space="preserve">Diacritics or smart quotes become mojibake (Â·) → encoding bug.</w:t>
+              <w:t xml:space="preserve">Currency missing or mixed (USD lines tagged EUR). File as CRITICAL.</w:t>
             </w:r>
           </w:p>
           <w:p>
@@ -8421,7 +8116,32 @@
                 <w:sz w:val="20"/>
                 <w:szCs w:val="20"/>
               </w:rPr>
-              <w:t xml:space="preserve">Single-page PDF yields 0 atoms → PDF was actually scanned, route to quote_parser instead.</w:t>
+              <w:t xml:space="preserve">Quantity off by 10× — decimal point misread. File as CRITICAL (will blow up pricing).</w:t>
+            </w:r>
+          </w:p>
+          <w:p>
+            <w:pPr>
+              <w:spacing w:after="50"/>
+            </w:pPr>
+            <w:r>
+              <w:rPr>
+                <w:rFonts w:ascii="JetBrains Mono" w:cs="JetBrains Mono" w:eastAsia="JetBrains Mono" w:hAnsi="JetBrains Mono"/>
+                <w:b/>
+                <w:bCs/>
+                <w:color w:val="B33A3A"/>
+                <w:sz w:val="18"/>
+                <w:szCs w:val="18"/>
+              </w:rPr>
+              <w:t xml:space="preserve">  ⚠  </w:t>
+            </w:r>
+            <w:r>
+              <w:rPr>
+                <w:rFonts w:ascii="Inter" w:cs="Inter" w:eastAsia="Inter" w:hAnsi="Inter"/>
+                <w:color w:val="1A1815"/>
+                <w:sz w:val="20"/>
+                <w:szCs w:val="20"/>
+              </w:rPr>
+              <w:t xml:space="preserve">ATOMS goes up but typed-atom ratio drops sharply between compiles → classify regressed.</w:t>
             </w:r>
           </w:p>
         </w:tc>
@@ -8446,7 +8166,7 @@
           <w:sz w:val="32"/>
           <w:szCs w:val="32"/>
         </w:rPr>
-        <w:t xml:space="preserve">Model 2 — docx_parser_v1</w:t>
+        <w:t xml:space="preserve">Model 2 — Orbit (OrbitBrief)</w:t>
       </w:r>
     </w:p>
     <w:tbl>
@@ -8496,7 +8216,7 @@
                 <w:sz w:val="18"/>
                 <w:szCs w:val="18"/>
               </w:rPr>
-              <w:t xml:space="preserve">DOCX_PARSER_V1</w:t>
+              <w:t xml:space="preserve">ORBITBRIEF LLM</w:t>
             </w:r>
             <w:r>
               <w:rPr>
@@ -8505,7 +8225,7 @@
                 <w:sz w:val="16"/>
                 <w:szCs w:val="16"/>
               </w:rPr>
-              <w:t xml:space="preserve">   v1.6</w:t>
+              <w:t xml:space="preserve">   v57.14</w:t>
             </w:r>
           </w:p>
           <w:p>
@@ -8521,7 +8241,7 @@
                 <w:sz w:val="32"/>
                 <w:szCs w:val="32"/>
               </w:rPr>
-              <w:t xml:space="preserve">Word document parser</w:t>
+              <w:t xml:space="preserve">Atoms in, PM-ready brief out</w:t>
             </w:r>
           </w:p>
           <w:p>
@@ -8537,7 +8257,7 @@
                 <w:sz w:val="22"/>
                 <w:szCs w:val="22"/>
               </w:rPr>
-              <w:t xml:space="preserve">Walks the DOCX XML directly. Tables become raw_table_row (one atom per row). Body paragraphs become prose atoms. Headings get pStyle preserved so the LLM later knows what section they came from. Bullet/numbered lists are flattened into one atom per list item.</w:t>
+              <w:t xml:space="preserve">Reads the Parser's envelope.json and synthesizes a PM handoff: red/amber/green status, one-line summary, gap list, customer questions, SA focus, facts grouped by category (pricing · schedule · stakeholders · sites · risks). Powered by a local LLM (Ollama on the Mac Studio over Tailscale).</w:t>
             </w:r>
           </w:p>
           <w:p>
@@ -8568,7 +8288,7 @@
                 <w:sz w:val="20"/>
                 <w:szCs w:val="20"/>
               </w:rPr>
-              <w:t xml:space="preserve">Statements of work, site survey docs, customer questionnaires, scope addenda. Most DOCX from PurTera customers.</w:t>
+              <w:t xml:space="preserve">envelope.json from the Parser. Reads atoms, entities, sites, edges, packets. Does NOT re-read the source files.</w:t>
             </w:r>
           </w:p>
           <w:p>
@@ -8601,7 +8321,7 @@
                 <w:sz w:val="30"/>
                 <w:szCs w:val="30"/>
               </w:rPr>
-              <w:t xml:space="preserve">160 atoms</w:t>
+              <w:t xml:space="preserve">1 brief per deal</w:t>
             </w:r>
             <w:r>
               <w:rPr>
@@ -8610,7 +8330,7 @@
                 <w:sz w:val="18"/>
                 <w:szCs w:val="18"/>
               </w:rPr>
-              <w:t xml:space="preserve">   in OPTBOT across 2 DOCX files — 67 raw_table_row, 41 scope_item, 18 site_allocation</w:t>
+              <w:t xml:space="preserve">   structured sections — PM status, summary, domains, sites with readiness, customer questions, gaps, facts-by-category, SA focus</w:t>
             </w:r>
           </w:p>
           <w:p>
@@ -8652,7 +8372,7 @@
                 <w:sz w:val="20"/>
                 <w:szCs w:val="20"/>
               </w:rPr>
-              <w:t xml:space="preserve">Each table row = exactly one raw_table_row atom (no row merging).</w:t>
+              <w:t xml:space="preserve">PM status matches reality — RED if pricing is missing, AMBER if scope is partial, GREEN only when everything is in.</w:t>
             </w:r>
           </w:p>
           <w:p>
@@ -8677,7 +8397,7 @@
                 <w:sz w:val="20"/>
                 <w:szCs w:val="20"/>
               </w:rPr>
-              <w:t xml:space="preserve">Cell text inside a row preserved with “·” or “|” separators.</w:t>
+              <w:t xml:space="preserve">One-line summary nails the dollar amount, site count, close date, and the actual blocker.</w:t>
             </w:r>
           </w:p>
           <w:p>
@@ -8702,7 +8422,7 @@
                 <w:sz w:val="20"/>
                 <w:szCs w:val="20"/>
               </w:rPr>
-              <w:t xml:space="preserve">Heading text appears in entity_keys (e.g. “section:site-survey”).</w:t>
+              <w:t xml:space="preserve">Customer questions are specific and answerable (“confirm display model # at College Park”), not generic (“clarify scope”).</w:t>
             </w:r>
           </w:p>
           <w:p>
@@ -8727,7 +8447,7 @@
                 <w:sz w:val="20"/>
                 <w:szCs w:val="20"/>
               </w:rPr>
-              <w:t xml:space="preserve">Numbered lists keep their numbers in the atom text (“1. Provide rack space…”).</w:t>
+              <w:t xml:space="preserve">Each gap links back to specific atoms that triggered it (click → jump to source).</w:t>
             </w:r>
           </w:p>
           <w:p>
@@ -8752,7 +8472,32 @@
                 <w:sz w:val="20"/>
                 <w:szCs w:val="20"/>
               </w:rPr>
-              <w:t xml:space="preserve">Hyperlinked text retains visible label, not the URL.</w:t>
+              <w:t xml:space="preserve">SA focus identifies the highest-risk site or biggest blocker, not just the first site alphabetically.</w:t>
+            </w:r>
+          </w:p>
+          <w:p>
+            <w:pPr>
+              <w:spacing w:after="50"/>
+            </w:pPr>
+            <w:r>
+              <w:rPr>
+                <w:rFonts w:ascii="JetBrains Mono" w:cs="JetBrains Mono" w:eastAsia="JetBrains Mono" w:hAnsi="JetBrains Mono"/>
+                <w:b/>
+                <w:bCs/>
+                <w:color w:val="2E7D5C"/>
+                <w:sz w:val="18"/>
+                <w:szCs w:val="18"/>
+              </w:rPr>
+              <w:t xml:space="preserve">  ✓  </w:t>
+            </w:r>
+            <w:r>
+              <w:rPr>
+                <w:rFonts w:ascii="Inter" w:cs="Inter" w:eastAsia="Inter" w:hAnsi="Inter"/>
+                <w:color w:val="1A1815"/>
+                <w:sz w:val="20"/>
+                <w:szCs w:val="20"/>
+              </w:rPr>
+              <w:t xml:space="preserve">Facts-by-category is a clean digest — no duplicates, no contradictions across categories.</w:t>
             </w:r>
           </w:p>
           <w:p>
@@ -8794,7 +8539,7 @@
                 <w:sz w:val="20"/>
                 <w:szCs w:val="20"/>
               </w:rPr>
-              <w:t xml:space="preserve">Multi-row merged-cell tables explode into many empty raw_table_row atoms.</w:t>
+              <w:t xml:space="preserve">Status says GREEN when Deal Artifacts shows obvious gaps. File as MAJOR.</w:t>
             </w:r>
           </w:p>
           <w:p>
@@ -8819,7 +8564,7 @@
                 <w:sz w:val="20"/>
                 <w:szCs w:val="20"/>
               </w:rPr>
-              <w:t xml:space="preserve">Embedded XLSX or PDF inside DOCX is silently dropped (filed as bug, severity Major).</w:t>
+              <w:t xml:space="preserve">Summary hallucinates — wrong customer, wrong dollar amount, wrong site count. File as CRITICAL.</w:t>
             </w:r>
           </w:p>
           <w:p>
@@ -8844,7 +8589,7 @@
                 <w:sz w:val="20"/>
                 <w:szCs w:val="20"/>
               </w:rPr>
-              <w:t xml:space="preserve">Track-changes content appears with the markup chars visible (“[del]…[ins]…”).</w:t>
+              <w:t xml:space="preserve">Gaps flag missing data that's actually present in the envelope. File as MAJOR.</w:t>
             </w:r>
           </w:p>
           <w:p>
@@ -8869,7 +8614,7 @@
                 <w:sz w:val="20"/>
                 <w:szCs w:val="20"/>
               </w:rPr>
-              <w:t xml:space="preserve">Comments from the source DOCX leak into atoms as if they were body text.</w:t>
+              <w:t xml:space="preserve">Questions are generic boilerplate (“please clarify”) → LLM degraded, file as MAJOR.</w:t>
             </w:r>
           </w:p>
           <w:p>
@@ -8894,7 +8639,32 @@
                 <w:sz w:val="20"/>
                 <w:szCs w:val="20"/>
               </w:rPr>
-              <w:t xml:space="preserve">Footer/header text repeats on every page-equivalent block.</w:t>
+              <w:t xml:space="preserve">SA focus picks a benign site and ignores the actual blocker. File as MAJOR.</w:t>
+            </w:r>
+          </w:p>
+          <w:p>
+            <w:pPr>
+              <w:spacing w:after="50"/>
+            </w:pPr>
+            <w:r>
+              <w:rPr>
+                <w:rFonts w:ascii="JetBrains Mono" w:cs="JetBrains Mono" w:eastAsia="JetBrains Mono" w:hAnsi="JetBrains Mono"/>
+                <w:b/>
+                <w:bCs/>
+                <w:color w:val="B33A3A"/>
+                <w:sz w:val="18"/>
+                <w:szCs w:val="18"/>
+              </w:rPr>
+              <w:t xml:space="preserve">  ⚠  </w:t>
+            </w:r>
+            <w:r>
+              <w:rPr>
+                <w:rFonts w:ascii="Inter" w:cs="Inter" w:eastAsia="Inter" w:hAnsi="Inter"/>
+                <w:color w:val="1A1815"/>
+                <w:sz w:val="20"/>
+                <w:szCs w:val="20"/>
+              </w:rPr>
+              <w:t xml:space="preserve">Brief is empty or 503 → Mac Studio Ollama is down. Restart, refresh, then file if it persists.</w:t>
             </w:r>
           </w:p>
         </w:tc>
@@ -8919,7 +8689,7 @@
           <w:sz w:val="32"/>
           <w:szCs w:val="32"/>
         </w:rPr>
-        <w:t xml:space="preserve">Model 3 — xlsx_parser_v2_1</w:t>
+        <w:t xml:space="preserve">Model 3 — SOW (SowSmith)</w:t>
       </w:r>
     </w:p>
     <w:tbl>
@@ -8969,7 +8739,7 @@
                 <w:sz w:val="18"/>
                 <w:szCs w:val="18"/>
               </w:rPr>
-              <w:t xml:space="preserve">XLSX_PARSER_V2_1</w:t>
+              <w:t xml:space="preserve">SOWSMITH</w:t>
             </w:r>
             <w:r>
               <w:rPr>
@@ -8978,7 +8748,7 @@
                 <w:sz w:val="16"/>
                 <w:szCs w:val="16"/>
               </w:rPr>
-              <w:t xml:space="preserve">   v2.1</w:t>
+              <w:t xml:space="preserve">   v57.14</w:t>
             </w:r>
           </w:p>
           <w:p>
@@ -8994,7 +8764,7 @@
                 <w:sz w:val="32"/>
                 <w:szCs w:val="32"/>
               </w:rPr>
-              <w:t xml:space="preserve">Excel workbook parser</w:t>
+              <w:t xml:space="preserve">Envelope in, customer-ready Word doc out</w:t>
             </w:r>
           </w:p>
           <w:p>
@@ -9010,7 +8780,7 @@
                 <w:sz w:val="22"/>
                 <w:szCs w:val="22"/>
               </w:rPr>
-              <w:t xml:space="preserve">Reads every visible sheet, scans for header rows, then turns each data row into a raw_table_row atom. Detects merged-header BOMs (“Site → Item → Qty → Unit Price”) and tags them site_allocation. Date columns become milestone atoms. Money columns become commercial_total or vendor_line_item.</w:t>
+              <w:t xml:space="preserve">Renders the customer-facing Statement of Work straight from the envelope. One section per canonical site, BOM table per site, schedule table, assumptions, exclusions, pricing summary. Promote-on-save snapshots the current draft into SOW Versions with diff against the previous version.</w:t>
             </w:r>
           </w:p>
           <w:p>
@@ -9041,7 +8811,7 @@
                 <w:sz w:val="20"/>
                 <w:szCs w:val="20"/>
               </w:rPr>
-              <w:t xml:space="preserve">BOMs, pricing schedules, cutover plans, site rosters with quantities.</w:t>
+              <w:t xml:space="preserve">envelope.json (atoms + entities + sites + packets) + the most recent OrbitBrief facts. Renders to .docx.</w:t>
             </w:r>
           </w:p>
           <w:p>
@@ -9074,7 +8844,7 @@
                 <w:sz w:val="30"/>
                 <w:szCs w:val="30"/>
               </w:rPr>
-              <w:t xml:space="preserve">183 atoms</w:t>
+              <w:t xml:space="preserve">1 SOW per deal · N versions over time</w:t>
             </w:r>
             <w:r>
               <w:rPr>
@@ -9083,7 +8853,7 @@
                 <w:sz w:val="18"/>
                 <w:szCs w:val="18"/>
               </w:rPr>
-              <w:t xml:space="preserve">   in OPTBOT across 2 XLSX files — 53 site_allocation, 31 raw_table_row, 15 task, 15 dependency</w:t>
+              <w:t xml:space="preserve">   Word-doc sections: cover · executive summary · scope per site · BOM table · schedule · assumptions · exclusions · pricing summary</w:t>
             </w:r>
           </w:p>
           <w:p>
@@ -9125,7 +8895,7 @@
                 <w:sz w:val="20"/>
                 <w:szCs w:val="20"/>
               </w:rPr>
-              <w:t xml:space="preserve">Sheet name appears in entity_keys (“sheet:BOM”, “sheet:Schedule”).</w:t>
+              <w:t xml:space="preserve">Every canonical site has its own section — 5 sites → 5 site sections.</w:t>
             </w:r>
           </w:p>
           <w:p>
@@ -9150,7 +8920,7 @@
                 <w:sz w:val="20"/>
                 <w:szCs w:val="20"/>
               </w:rPr>
-              <w:t xml:space="preserve">Site column on a BOM correctly resolves to canonical site_id (ATL-HQ-01, not “ATL HQ”).</w:t>
+              <w:t xml:space="preserve">BOM table per site contains the right line items and the right quantities for THAT site only.</w:t>
             </w:r>
           </w:p>
           <w:p>
@@ -9175,7 +8945,7 @@
                 <w:sz w:val="20"/>
                 <w:szCs w:val="20"/>
               </w:rPr>
-              <w:t xml:space="preserve">Quantity, unit price, line total all extracted as separate numeric fields.</w:t>
+              <w:t xml:space="preserve">Pricing summary total equals the sum of per-site BOM ext-prices (and matches Deal Kit).</w:t>
             </w:r>
           </w:p>
           <w:p>
@@ -9200,7 +8970,7 @@
                 <w:sz w:val="20"/>
                 <w:szCs w:val="20"/>
               </w:rPr>
-              <w:t xml:space="preserve">Date columns parsed as ISO dates (2026-06-15), not strings.</w:t>
+              <w:t xml:space="preserve">Schedule dates match envelope milestones — same ISO dates, same task names.</w:t>
             </w:r>
           </w:p>
           <w:p>
@@ -9225,7 +8995,32 @@
                 <w:sz w:val="20"/>
                 <w:szCs w:val="20"/>
               </w:rPr>
-              <w:t xml:space="preserve">Hidden sheets skipped unless they contain real data.</w:t>
+              <w:t xml:space="preserve">No placeholder text in the rendered doc — “[TBD]”, “XXX”, “{site_name}” should never ship.</w:t>
+            </w:r>
+          </w:p>
+          <w:p>
+            <w:pPr>
+              <w:spacing w:after="50"/>
+            </w:pPr>
+            <w:r>
+              <w:rPr>
+                <w:rFonts w:ascii="JetBrains Mono" w:cs="JetBrains Mono" w:eastAsia="JetBrains Mono" w:hAnsi="JetBrains Mono"/>
+                <w:b/>
+                <w:bCs/>
+                <w:color w:val="2E7D5C"/>
+                <w:sz w:val="18"/>
+                <w:szCs w:val="18"/>
+              </w:rPr>
+              <w:t xml:space="preserve">  ✓  </w:t>
+            </w:r>
+            <w:r>
+              <w:rPr>
+                <w:rFonts w:ascii="Inter" w:cs="Inter" w:eastAsia="Inter" w:hAnsi="Inter"/>
+                <w:color w:val="1A1815"/>
+                <w:sz w:val="20"/>
+                <w:szCs w:val="20"/>
+              </w:rPr>
+              <w:t xml:space="preserve">Word doc opens cleanly in Google Docs (no broken styling, no overflow tables).</w:t>
             </w:r>
           </w:p>
           <w:p>
@@ -9267,7 +9062,7 @@
                 <w:sz w:val="20"/>
                 <w:szCs w:val="20"/>
               </w:rPr>
-              <w:t xml:space="preserve">Header row missed → every data row tagged with column letter (“A1: …, B1: …”) instead of column name.</w:t>
+              <w:t xml:space="preserve">A canonical site has no section in the SOW. File as CRITICAL.</w:t>
             </w:r>
           </w:p>
           <w:p>
@@ -9292,7 +9087,7 @@
                 <w:sz w:val="20"/>
                 <w:szCs w:val="20"/>
               </w:rPr>
-              <w:t xml:space="preserve">Merged cells across rows cause duplicate atoms with same content.</w:t>
+              <w:t xml:space="preserve">BOM total in the SOW ≠ Deal Kit total. File as CRITICAL.</w:t>
             </w:r>
           </w:p>
           <w:p>
@@ -9317,7 +9112,7 @@
                 <w:sz w:val="20"/>
                 <w:szCs w:val="20"/>
               </w:rPr>
-              <w:t xml:space="preserve">Currency symbol stripped from money entity (“1250” instead of “$1,250”).</w:t>
+              <w:t xml:space="preserve">Site A's BOM contains items that allocate to Site B (cross-contamination). File as CRITICAL.</w:t>
             </w:r>
           </w:p>
           <w:p>
@@ -9342,7 +9137,7 @@
                 <w:sz w:val="20"/>
                 <w:szCs w:val="20"/>
               </w:rPr>
-              <w:t xml:space="preserve">Formula cells (=SUM(…)) appear with the formula text, not the value.</w:t>
+              <w:t xml:space="preserve">Placeholder strings visible (“{customer_name}”) in the rendered doc. File as MAJOR.</w:t>
             </w:r>
           </w:p>
           <w:p>
@@ -9367,7 +9162,32 @@
                 <w:sz w:val="20"/>
                 <w:szCs w:val="20"/>
               </w:rPr>
-              <w:t xml:space="preserve">Schedule with task + dependency columns missing the dependency edges.</w:t>
+              <w:t xml:space="preserve">Schedule table missing or all dates blank. File as MAJOR.</w:t>
+            </w:r>
+          </w:p>
+          <w:p>
+            <w:pPr>
+              <w:spacing w:after="50"/>
+            </w:pPr>
+            <w:r>
+              <w:rPr>
+                <w:rFonts w:ascii="JetBrains Mono" w:cs="JetBrains Mono" w:eastAsia="JetBrains Mono" w:hAnsi="JetBrains Mono"/>
+                <w:b/>
+                <w:bCs/>
+                <w:color w:val="B33A3A"/>
+                <w:sz w:val="18"/>
+                <w:szCs w:val="18"/>
+              </w:rPr>
+              <w:t xml:space="preserve">  ⚠  </w:t>
+            </w:r>
+            <w:r>
+              <w:rPr>
+                <w:rFonts w:ascii="Inter" w:cs="Inter" w:eastAsia="Inter" w:hAnsi="Inter"/>
+                <w:color w:val="1A1815"/>
+                <w:sz w:val="20"/>
+                <w:szCs w:val="20"/>
+              </w:rPr>
+              <w:t xml:space="preserve">Word doc errors when opened in Google Docs / Word. File as MAJOR.</w:t>
             </w:r>
           </w:p>
         </w:tc>
@@ -9376,23 +9196,6 @@
     <w:p>
       <w:r>
         <w:br w:type="page"/>
-      </w:r>
-    </w:p>
-    <w:p>
-      <w:pPr>
-        <w:pStyle w:val="Heading2"/>
-        <w:spacing w:after="160" w:before="320"/>
-      </w:pPr>
-      <w:r>
-        <w:rPr>
-          <w:rFonts w:ascii="Inter" w:cs="Inter" w:eastAsia="Inter" w:hAnsi="Inter"/>
-          <w:b/>
-          <w:bCs/>
-          <w:color w:val="1A1815"/>
-          <w:sz w:val="32"/>
-          <w:szCs w:val="32"/>
-        </w:rPr>
-        <w:t xml:space="preserve">Model 4 — quote_parser_v1_4_1</w:t>
       </w:r>
     </w:p>
     <w:tbl>
@@ -9415,462 +9218,6 @@
           <w:tcPr>
             <w:tcW w:type="dxa" w:w="9360"/>
             <w:tcBorders>
-              <w:top w:val="single" w:color="2E7D5C" w:sz="24"/>
-              <w:left w:val="single" w:color="E8E2D5" w:sz="4"/>
-              <w:bottom w:val="single" w:color="E8E2D5" w:sz="4"/>
-              <w:right w:val="single" w:color="E8E2D5" w:sz="4"/>
-            </w:tcBorders>
-            <w:shd w:fill="FFFFFF" w:val="clear"/>
-            <w:tcMar>
-              <w:top w:type="dxa" w:w="240"/>
-              <w:left w:type="dxa" w:w="280"/>
-              <w:bottom w:type="dxa" w:w="240"/>
-              <w:right w:type="dxa" w:w="280"/>
-            </w:tcMar>
-          </w:tcPr>
-          <w:p>
-            <w:pPr>
-              <w:spacing w:after="60"/>
-            </w:pPr>
-            <w:r>
-              <w:rPr>
-                <w:rFonts w:ascii="JetBrains Mono" w:cs="JetBrains Mono" w:eastAsia="JetBrains Mono" w:hAnsi="JetBrains Mono"/>
-                <w:b/>
-                <w:bCs/>
-                <w:color w:val="2E7D5C"/>
-                <w:spacing w:val="60"/>
-                <w:sz w:val="18"/>
-                <w:szCs w:val="18"/>
-              </w:rPr>
-              <w:t xml:space="preserve">QUOTE_PARSER_V1_4_1</w:t>
-            </w:r>
-            <w:r>
-              <w:rPr>
-                <w:rFonts w:ascii="JetBrains Mono" w:cs="JetBrains Mono" w:eastAsia="JetBrains Mono" w:hAnsi="JetBrains Mono"/>
-                <w:color w:val="9B9384"/>
-                <w:sz w:val="16"/>
-                <w:szCs w:val="16"/>
-              </w:rPr>
-              <w:t xml:space="preserve">   v1.4.1</w:t>
-            </w:r>
-          </w:p>
-          <w:p>
-            <w:pPr>
-              <w:spacing w:after="100"/>
-            </w:pPr>
-            <w:r>
-              <w:rPr>
-                <w:rFonts w:ascii="Fraunces" w:cs="Fraunces" w:eastAsia="Fraunces" w:hAnsi="Fraunces"/>
-                <w:b/>
-                <w:bCs/>
-                <w:color w:val="1A1815"/>
-                <w:sz w:val="32"/>
-                <w:szCs w:val="32"/>
-              </w:rPr>
-              <w:t xml:space="preserve">Vendor-quote / BOM PDF parser</w:t>
-            </w:r>
-          </w:p>
-          <w:p>
-            <w:pPr>
-              <w:spacing w:after="160"/>
-            </w:pPr>
-            <w:r>
-              <w:rPr>
-                <w:rFonts w:ascii="Inter" w:cs="Inter" w:eastAsia="Inter" w:hAnsi="Inter"/>
-                <w:i/>
-                <w:iCs/>
-                <w:color w:val="6B6557"/>
-                <w:sz w:val="22"/>
-                <w:szCs w:val="22"/>
-              </w:rPr>
-              <w:t xml:space="preserve">Specialized for printed/scanned vendor quotes and BOM PDFs. OCRs scanned tables, recovers part-number / qty / unit-price / extended-price columns, normalizes vendor names. Outputs bom_line and vendor_line_item atoms with structured numeric fields.</w:t>
-            </w:r>
-          </w:p>
-          <w:p>
-            <w:pPr>
-              <w:spacing w:after="60" w:before="80"/>
-            </w:pPr>
-            <w:r>
-              <w:rPr>
-                <w:rFonts w:ascii="JetBrains Mono" w:cs="JetBrains Mono" w:eastAsia="JetBrains Mono" w:hAnsi="JetBrains Mono"/>
-                <w:b/>
-                <w:bCs/>
-                <w:color w:val="9B9384"/>
-                <w:spacing w:val="40"/>
-                <w:sz w:val="14"/>
-                <w:szCs w:val="14"/>
-              </w:rPr>
-              <w:t xml:space="preserve">WHEN IT RUNS</w:t>
-            </w:r>
-          </w:p>
-          <w:p>
-            <w:pPr>
-              <w:spacing w:after="140"/>
-            </w:pPr>
-            <w:r>
-              <w:rPr>
-                <w:rFonts w:ascii="Inter" w:cs="Inter" w:eastAsia="Inter" w:hAnsi="Inter"/>
-                <w:color w:val="1A1815"/>
-                <w:sz w:val="20"/>
-                <w:szCs w:val="20"/>
-              </w:rPr>
-              <w:t xml:space="preserve">Vendor quote PDFs (Synnex, TD Synnex, Ingram), printed BOMs, commercial pricing PDFs that were originally Excel.</w:t>
-            </w:r>
-          </w:p>
-          <w:p>
-            <w:pPr>
-              <w:spacing w:after="60"/>
-            </w:pPr>
-            <w:r>
-              <w:rPr>
-                <w:rFonts w:ascii="JetBrains Mono" w:cs="JetBrains Mono" w:eastAsia="JetBrains Mono" w:hAnsi="JetBrains Mono"/>
-                <w:b/>
-                <w:bCs/>
-                <w:color w:val="9B9384"/>
-                <w:spacing w:val="40"/>
-                <w:sz w:val="14"/>
-                <w:szCs w:val="14"/>
-              </w:rPr>
-              <w:t xml:space="preserve">OPTBOT YIELD</w:t>
-            </w:r>
-          </w:p>
-          <w:p>
-            <w:pPr>
-              <w:spacing w:after="140"/>
-            </w:pPr>
-            <w:r>
-              <w:rPr>
-                <w:rFonts w:ascii="Fraunces" w:cs="Fraunces" w:eastAsia="Fraunces" w:hAnsi="Fraunces"/>
-                <w:b/>
-                <w:bCs/>
-                <w:color w:val="2E7D5C"/>
-                <w:sz w:val="30"/>
-                <w:szCs w:val="30"/>
-              </w:rPr>
-              <w:t xml:space="preserve">34 atoms</w:t>
-            </w:r>
-            <w:r>
-              <w:rPr>
-                <w:rFonts w:ascii="Inter" w:cs="Inter" w:eastAsia="Inter" w:hAnsi="Inter"/>
-                <w:color w:val="6B6557"/>
-                <w:sz w:val="18"/>
-                <w:szCs w:val="18"/>
-              </w:rPr>
-              <w:t xml:space="preserve">   in OPTBOT on the commercial-pricing PDF — 16 scope_item, 4 payment_term, plus extracted bom_line in entity_keys</w:t>
-            </w:r>
-          </w:p>
-          <w:p>
-            <w:pPr>
-              <w:spacing w:after="60"/>
-            </w:pPr>
-            <w:r>
-              <w:rPr>
-                <w:rFonts w:ascii="JetBrains Mono" w:cs="JetBrains Mono" w:eastAsia="JetBrains Mono" w:hAnsi="JetBrains Mono"/>
-                <w:b/>
-                <w:bCs/>
-                <w:color w:val="2E7D5C"/>
-                <w:spacing w:val="40"/>
-                <w:sz w:val="14"/>
-                <w:szCs w:val="14"/>
-              </w:rPr>
-              <w:t xml:space="preserve">WHAT TO LOOK FOR</w:t>
-            </w:r>
-          </w:p>
-          <w:p>
-            <w:pPr>
-              <w:spacing w:after="50"/>
-            </w:pPr>
-            <w:r>
-              <w:rPr>
-                <w:rFonts w:ascii="JetBrains Mono" w:cs="JetBrains Mono" w:eastAsia="JetBrains Mono" w:hAnsi="JetBrains Mono"/>
-                <w:b/>
-                <w:bCs/>
-                <w:color w:val="2E7D5C"/>
-                <w:sz w:val="18"/>
-                <w:szCs w:val="18"/>
-              </w:rPr>
-              <w:t xml:space="preserve">  ✓  </w:t>
-            </w:r>
-            <w:r>
-              <w:rPr>
-                <w:rFonts w:ascii="Inter" w:cs="Inter" w:eastAsia="Inter" w:hAnsi="Inter"/>
-                <w:color w:val="1A1815"/>
-                <w:sz w:val="20"/>
-                <w:szCs w:val="20"/>
-              </w:rPr>
-              <w:t xml:space="preserve">Part number (“65UH5N-E”, “CRESTRON-DM-MD-4K”) preserved exactly, no dashes lost.</w:t>
-            </w:r>
-          </w:p>
-          <w:p>
-            <w:pPr>
-              <w:spacing w:after="50"/>
-            </w:pPr>
-            <w:r>
-              <w:rPr>
-                <w:rFonts w:ascii="JetBrains Mono" w:cs="JetBrains Mono" w:eastAsia="JetBrains Mono" w:hAnsi="JetBrains Mono"/>
-                <w:b/>
-                <w:bCs/>
-                <w:color w:val="2E7D5C"/>
-                <w:sz w:val="18"/>
-                <w:szCs w:val="18"/>
-              </w:rPr>
-              <w:t xml:space="preserve">  ✓  </w:t>
-            </w:r>
-            <w:r>
-              <w:rPr>
-                <w:rFonts w:ascii="Inter" w:cs="Inter" w:eastAsia="Inter" w:hAnsi="Inter"/>
-                <w:color w:val="1A1815"/>
-                <w:sz w:val="20"/>
-                <w:szCs w:val="20"/>
-              </w:rPr>
-              <w:t xml:space="preserve">Vendor name normalized (“TD Synnex” not “TDS” or “Td-Synnex”).</w:t>
-            </w:r>
-          </w:p>
-          <w:p>
-            <w:pPr>
-              <w:spacing w:after="50"/>
-            </w:pPr>
-            <w:r>
-              <w:rPr>
-                <w:rFonts w:ascii="JetBrains Mono" w:cs="JetBrains Mono" w:eastAsia="JetBrains Mono" w:hAnsi="JetBrains Mono"/>
-                <w:b/>
-                <w:bCs/>
-                <w:color w:val="2E7D5C"/>
-                <w:sz w:val="18"/>
-                <w:szCs w:val="18"/>
-              </w:rPr>
-              <w:t xml:space="preserve">  ✓  </w:t>
-            </w:r>
-            <w:r>
-              <w:rPr>
-                <w:rFonts w:ascii="Inter" w:cs="Inter" w:eastAsia="Inter" w:hAnsi="Inter"/>
-                <w:color w:val="1A1815"/>
-                <w:sz w:val="20"/>
-                <w:szCs w:val="20"/>
-              </w:rPr>
-              <w:t xml:space="preserve">Quantity, unit price, extended price all present as separate fields.</w:t>
-            </w:r>
-          </w:p>
-          <w:p>
-            <w:pPr>
-              <w:spacing w:after="50"/>
-            </w:pPr>
-            <w:r>
-              <w:rPr>
-                <w:rFonts w:ascii="JetBrains Mono" w:cs="JetBrains Mono" w:eastAsia="JetBrains Mono" w:hAnsi="JetBrains Mono"/>
-                <w:b/>
-                <w:bCs/>
-                <w:color w:val="2E7D5C"/>
-                <w:sz w:val="18"/>
-                <w:szCs w:val="18"/>
-              </w:rPr>
-              <w:t xml:space="preserve">  ✓  </w:t>
-            </w:r>
-            <w:r>
-              <w:rPr>
-                <w:rFonts w:ascii="Inter" w:cs="Inter" w:eastAsia="Inter" w:hAnsi="Inter"/>
-                <w:color w:val="1A1815"/>
-                <w:sz w:val="20"/>
-                <w:szCs w:val="20"/>
-              </w:rPr>
-              <w:t xml:space="preserve">Payment terms picked up as own atoms (“Net 30 from invoice”).</w:t>
-            </w:r>
-          </w:p>
-          <w:p>
-            <w:pPr>
-              <w:spacing w:after="50"/>
-            </w:pPr>
-            <w:r>
-              <w:rPr>
-                <w:rFonts w:ascii="JetBrains Mono" w:cs="JetBrains Mono" w:eastAsia="JetBrains Mono" w:hAnsi="JetBrains Mono"/>
-                <w:b/>
-                <w:bCs/>
-                <w:color w:val="2E7D5C"/>
-                <w:sz w:val="18"/>
-                <w:szCs w:val="18"/>
-              </w:rPr>
-              <w:t xml:space="preserve">  ✓  </w:t>
-            </w:r>
-            <w:r>
-              <w:rPr>
-                <w:rFonts w:ascii="Inter" w:cs="Inter" w:eastAsia="Inter" w:hAnsi="Inter"/>
-                <w:color w:val="1A1815"/>
-                <w:sz w:val="20"/>
-                <w:szCs w:val="20"/>
-              </w:rPr>
-              <w:t xml:space="preserve">Each line item carries page+line provenance in entity_keys.</w:t>
-            </w:r>
-          </w:p>
-          <w:p>
-            <w:pPr>
-              <w:spacing w:after="60" w:before="140"/>
-            </w:pPr>
-            <w:r>
-              <w:rPr>
-                <w:rFonts w:ascii="JetBrains Mono" w:cs="JetBrains Mono" w:eastAsia="JetBrains Mono" w:hAnsi="JetBrains Mono"/>
-                <w:b/>
-                <w:bCs/>
-                <w:color w:val="B33A3A"/>
-                <w:spacing w:val="40"/>
-                <w:sz w:val="14"/>
-                <w:szCs w:val="14"/>
-              </w:rPr>
-              <w:t xml:space="preserve">RED FLAGS</w:t>
-            </w:r>
-          </w:p>
-          <w:p>
-            <w:pPr>
-              <w:spacing w:after="50"/>
-            </w:pPr>
-            <w:r>
-              <w:rPr>
-                <w:rFonts w:ascii="JetBrains Mono" w:cs="JetBrains Mono" w:eastAsia="JetBrains Mono" w:hAnsi="JetBrains Mono"/>
-                <w:b/>
-                <w:bCs/>
-                <w:color w:val="B33A3A"/>
-                <w:sz w:val="18"/>
-                <w:szCs w:val="18"/>
-              </w:rPr>
-              <w:t xml:space="preserve">  ⚠  </w:t>
-            </w:r>
-            <w:r>
-              <w:rPr>
-                <w:rFonts w:ascii="Inter" w:cs="Inter" w:eastAsia="Inter" w:hAnsi="Inter"/>
-                <w:color w:val="1A1815"/>
-                <w:sz w:val="20"/>
-                <w:szCs w:val="20"/>
-              </w:rPr>
-              <w:t xml:space="preserve">OCR confidence &lt; 0.65 on numeric fields → don't trust the totals.</w:t>
-            </w:r>
-          </w:p>
-          <w:p>
-            <w:pPr>
-              <w:spacing w:after="50"/>
-            </w:pPr>
-            <w:r>
-              <w:rPr>
-                <w:rFonts w:ascii="JetBrains Mono" w:cs="JetBrains Mono" w:eastAsia="JetBrains Mono" w:hAnsi="JetBrains Mono"/>
-                <w:b/>
-                <w:bCs/>
-                <w:color w:val="B33A3A"/>
-                <w:sz w:val="18"/>
-                <w:szCs w:val="18"/>
-              </w:rPr>
-              <w:t xml:space="preserve">  ⚠  </w:t>
-            </w:r>
-            <w:r>
-              <w:rPr>
-                <w:rFonts w:ascii="Inter" w:cs="Inter" w:eastAsia="Inter" w:hAnsi="Inter"/>
-                <w:color w:val="1A1815"/>
-                <w:sz w:val="20"/>
-                <w:szCs w:val="20"/>
-              </w:rPr>
-              <w:t xml:space="preserve">Quantity off by 10× → decimal point misread, always file a bug.</w:t>
-            </w:r>
-          </w:p>
-          <w:p>
-            <w:pPr>
-              <w:spacing w:after="50"/>
-            </w:pPr>
-            <w:r>
-              <w:rPr>
-                <w:rFonts w:ascii="JetBrains Mono" w:cs="JetBrains Mono" w:eastAsia="JetBrains Mono" w:hAnsi="JetBrains Mono"/>
-                <w:b/>
-                <w:bCs/>
-                <w:color w:val="B33A3A"/>
-                <w:sz w:val="18"/>
-                <w:szCs w:val="18"/>
-              </w:rPr>
-              <w:t xml:space="preserve">  ⚠  </w:t>
-            </w:r>
-            <w:r>
-              <w:rPr>
-                <w:rFonts w:ascii="Inter" w:cs="Inter" w:eastAsia="Inter" w:hAnsi="Inter"/>
-                <w:color w:val="1A1815"/>
-                <w:sz w:val="20"/>
-                <w:szCs w:val="20"/>
-              </w:rPr>
-              <w:t xml:space="preserve">Vendor name fragmented into two atoms (“TD” + “Synnex”).</w:t>
-            </w:r>
-          </w:p>
-          <w:p>
-            <w:pPr>
-              <w:spacing w:after="50"/>
-            </w:pPr>
-            <w:r>
-              <w:rPr>
-                <w:rFonts w:ascii="JetBrains Mono" w:cs="JetBrains Mono" w:eastAsia="JetBrains Mono" w:hAnsi="JetBrains Mono"/>
-                <w:b/>
-                <w:bCs/>
-                <w:color w:val="B33A3A"/>
-                <w:sz w:val="18"/>
-                <w:szCs w:val="18"/>
-              </w:rPr>
-              <w:t xml:space="preserve">  ⚠  </w:t>
-            </w:r>
-            <w:r>
-              <w:rPr>
-                <w:rFonts w:ascii="Inter" w:cs="Inter" w:eastAsia="Inter" w:hAnsi="Inter"/>
-                <w:color w:val="1A1815"/>
-                <w:sz w:val="20"/>
-                <w:szCs w:val="20"/>
-              </w:rPr>
-              <w:t xml:space="preserve">Multi-page quote treated as separate quotes → totals will be wrong.</w:t>
-            </w:r>
-          </w:p>
-          <w:p>
-            <w:pPr>
-              <w:spacing w:after="50"/>
-            </w:pPr>
-            <w:r>
-              <w:rPr>
-                <w:rFonts w:ascii="JetBrains Mono" w:cs="JetBrains Mono" w:eastAsia="JetBrains Mono" w:hAnsi="JetBrains Mono"/>
-                <w:b/>
-                <w:bCs/>
-                <w:color w:val="B33A3A"/>
-                <w:sz w:val="18"/>
-                <w:szCs w:val="18"/>
-              </w:rPr>
-              <w:t xml:space="preserve">  ⚠  </w:t>
-            </w:r>
-            <w:r>
-              <w:rPr>
-                <w:rFonts w:ascii="Inter" w:cs="Inter" w:eastAsia="Inter" w:hAnsi="Inter"/>
-                <w:color w:val="1A1815"/>
-                <w:sz w:val="20"/>
-                <w:szCs w:val="20"/>
-              </w:rPr>
-              <w:t xml:space="preserve">Currency mixed (USD line items tagged EUR) → file as Critical, blocks pricing.</w:t>
-            </w:r>
-          </w:p>
-        </w:tc>
-      </w:tr>
-    </w:tbl>
-    <w:p>
-      <w:r>
-        <w:br w:type="page"/>
-      </w:r>
-    </w:p>
-    <w:tbl>
-      <w:tblPr>
-        <w:tblW w:type="dxa" w:w="9360"/>
-        <w:tblBorders>
-          <w:top w:val="single" w:color="auto" w:sz="4"/>
-          <w:left w:val="single" w:color="auto" w:sz="4"/>
-          <w:bottom w:val="single" w:color="auto" w:sz="4"/>
-          <w:right w:val="single" w:color="auto" w:sz="4"/>
-          <w:insideH w:val="single" w:color="auto" w:sz="4"/>
-          <w:insideV w:val="single" w:color="auto" w:sz="4"/>
-        </w:tblBorders>
-      </w:tblPr>
-      <w:tblGrid>
-        <w:gridCol w:w="9360"/>
-      </w:tblGrid>
-      <w:tr>
-        <w:tc>
-          <w:tcPr>
-            <w:tcW w:type="dxa" w:w="9360"/>
-            <w:tcBorders>
               <w:top w:val="single" w:color="B8722C" w:sz="28"/>
               <w:left w:val="single" w:color="B8722C" w:sz="6"/>
               <w:bottom w:val="single" w:color="B8722C" w:sz="6"/>
@@ -9897,10 +9244,26 @@
                 <w:sz w:val="24"/>
                 <w:szCs w:val="24"/>
               </w:rPr>
-              <w:t xml:space="preserve">Which model produced which atom?</w:t>
-            </w:r>
-          </w:p>
-          <w:p>
+              <w:t xml:space="preserve">How the three flow together</w:t>
+            </w:r>
+          </w:p>
+          <w:p>
+            <w:r>
+              <w:rPr>
+                <w:rFonts w:ascii="JetBrains Mono" w:cs="JetBrains Mono" w:eastAsia="JetBrains Mono" w:hAnsi="JetBrains Mono"/>
+                <w:b/>
+                <w:bCs/>
+                <w:color w:val="B8722C"/>
+                <w:sz w:val="28"/>
+                <w:szCs w:val="28"/>
+              </w:rPr>
+              <w:t xml:space="preserve">PARSER  →  ORBIT  →  SOW</w:t>
+            </w:r>
+          </w:p>
+          <w:p>
+            <w:pPr>
+              <w:spacing w:before="160"/>
+            </w:pPr>
             <w:r>
               <w:rPr>
                 <w:rFonts w:ascii="Inter" w:cs="Inter" w:eastAsia="Inter" w:hAnsi="Inter"/>
@@ -9908,7 +9271,7 @@
                 <w:sz w:val="22"/>
                 <w:szCs w:val="22"/>
               </w:rPr>
-              <w:t xml:space="preserve">In the right-pane atom inspector, every atom has a `producer` field. Click any atom to see:</w:t>
+              <w:t xml:space="preserve">All three read from the SAME envelope.json. The Parser writes it; Orbit and SOW only read it. So:</w:t>
             </w:r>
           </w:p>
           <w:p>
@@ -9917,17 +9280,50 @@
             </w:pPr>
             <w:r>
               <w:rPr>
-                <w:rFonts w:ascii="JetBrains Mono" w:cs="JetBrains Mono" w:eastAsia="JetBrains Mono" w:hAnsi="JetBrains Mono"/>
-                <w:color w:val="B8722C"/>
-                <w:sz w:val="18"/>
-                <w:szCs w:val="18"/>
-              </w:rPr>
-              <w:t xml:space="preserve">  producer: docx_parser_v1   file: 02_statement_of_work.docx   page: 3   conf: 0.88</w:t>
-            </w:r>
-          </w:p>
-          <w:p>
-            <w:pPr>
-              <w:spacing w:before="120"/>
+                <w:rFonts w:ascii="Inter" w:cs="Inter" w:eastAsia="Inter" w:hAnsi="Inter"/>
+                <w:color w:val="1A1815"/>
+                <w:sz w:val="22"/>
+                <w:szCs w:val="22"/>
+              </w:rPr>
+              <w:t xml:space="preserve">  •  Bad atoms (Parser) → wrong gaps in Orbit → wrong scope in SOW.</w:t>
+            </w:r>
+          </w:p>
+          <w:p>
+            <w:r>
+              <w:rPr>
+                <w:rFonts w:ascii="Inter" w:cs="Inter" w:eastAsia="Inter" w:hAnsi="Inter"/>
+                <w:color w:val="1A1815"/>
+                <w:sz w:val="22"/>
+                <w:szCs w:val="22"/>
+              </w:rPr>
+              <w:t xml:space="preserve">  •  Wrong site canonical (Parser) → split brief sites in Orbit → split SOW sections.</w:t>
+            </w:r>
+          </w:p>
+          <w:p>
+            <w:r>
+              <w:rPr>
+                <w:rFonts w:ascii="Inter" w:cs="Inter" w:eastAsia="Inter" w:hAnsi="Inter"/>
+                <w:color w:val="1A1815"/>
+                <w:sz w:val="22"/>
+                <w:szCs w:val="22"/>
+              </w:rPr>
+              <w:t xml:space="preserve">  •  Good envelope but bad brief = ORBIT bug. Hit Re-brief.</w:t>
+            </w:r>
+          </w:p>
+          <w:p>
+            <w:r>
+              <w:rPr>
+                <w:rFonts w:ascii="Inter" w:cs="Inter" w:eastAsia="Inter" w:hAnsi="Inter"/>
+                <w:color w:val="1A1815"/>
+                <w:sz w:val="22"/>
+                <w:szCs w:val="22"/>
+              </w:rPr>
+              <w:t xml:space="preserve">  •  Good envelope + good brief but bad SOW = SOW bug. Hit Re-render SOW.</w:t>
+            </w:r>
+          </w:p>
+          <w:p>
+            <w:pPr>
+              <w:spacing w:before="160"/>
             </w:pPr>
             <w:r>
               <w:rPr>
@@ -9938,7 +9334,7 @@
                 <w:sz w:val="22"/>
                 <w:szCs w:val="22"/>
               </w:rPr>
-              <w:t xml:space="preserve">When you file a bug, paste this line into the report. The dev jumps straight to the right code path.</w:t>
+              <w:t xml:space="preserve">When you file a bug, name the model: “PARSER · wrong atom_type…” / “ORBIT · status says GREEN…” / “SOW · site missing section…”. Dev triages to the right repo instantly.</w:t>
             </w:r>
           </w:p>
         </w:tc>
@@ -9993,7 +9389,7 @@
           <w:sz w:val="24"/>
           <w:szCs w:val="24"/>
         </w:rPr>
-        <w:t xml:space="preserve">Every deal you grade makes the system smarter. Five dimensions, five letter grades. Spend 4 minutes per deal, file bugs on anything C or below, and the parser improves week over week.</w:t>
+        <w:t xml:space="preserve">Every deal you grade makes the system smarter. This section covers grading the Parser model in detail — five dimensions, five letter grades. Grading Orbit lives in §6, grading SOW lives in §7. Spend 4 minutes per deal, file bugs on anything below B, and the stack improves week over week.</w:t>
       </w:r>
     </w:p>
     <w:p>
@@ -10010,7 +9406,7 @@
           <w:sz w:val="26"/>
           <w:szCs w:val="26"/>
         </w:rPr>
-        <w:t xml:space="preserve">The 5-letter scorecard</w:t>
+        <w:t xml:space="preserve">Grading the Parser — the 5-letter scorecard</w:t>
       </w:r>
     </w:p>
     <w:tbl>
@@ -13021,7 +12417,7 @@
           <w:sz w:val="52"/>
           <w:szCs w:val="52"/>
         </w:rPr>
-        <w:t xml:space="preserve">OrbitBrief — the LLM brief</w:t>
+        <w:t xml:space="preserve">Grading the OrbitBrief</w:t>
       </w:r>
     </w:p>
     <w:p>
@@ -13037,7 +12433,24 @@
           <w:sz w:val="24"/>
           <w:szCs w:val="24"/>
         </w:rPr>
-        <w:t xml:space="preserve">Same source atoms, packaged for PM consumption: "what's the deal · what's missing · what to ask · what should the SA focus on."</w:t>
+        <w:t xml:space="preserve">The Orbit model packages the Parser's envelope into a PM handoff: status, summary, gaps, questions, SA focus. Here's what should be in the brief, and how to spot when the LLM hallucinated.</w:t>
+      </w:r>
+    </w:p>
+    <w:p>
+      <w:pPr>
+        <w:pStyle w:val="Heading3"/>
+        <w:spacing w:after="120" w:before="280"/>
+      </w:pPr>
+      <w:r>
+        <w:rPr>
+          <w:rFonts w:ascii="Inter" w:cs="Inter" w:eastAsia="Inter" w:hAnsi="Inter"/>
+          <w:b/>
+          <w:bCs/>
+          <w:color w:val="1A1815"/>
+          <w:sz w:val="26"/>
+          <w:szCs w:val="26"/>
+        </w:rPr>
+        <w:t xml:space="preserve">What's in the brief</w:t>
       </w:r>
     </w:p>
     <w:tbl>
@@ -13663,7 +13076,411 @@
           <w:sz w:val="26"/>
           <w:szCs w:val="26"/>
         </w:rPr>
-        <w:t xml:space="preserve">How to grade the brief</w:t>
+        <w:t xml:space="preserve">Orbit letter grade</w:t>
+      </w:r>
+    </w:p>
+    <w:tbl>
+      <w:tblPr>
+        <w:tblW w:type="dxa" w:w="9360"/>
+        <w:tblBorders>
+          <w:top w:val="single" w:color="auto" w:sz="4"/>
+          <w:left w:val="single" w:color="auto" w:sz="4"/>
+          <w:bottom w:val="single" w:color="auto" w:sz="4"/>
+          <w:right w:val="single" w:color="auto" w:sz="4"/>
+          <w:insideH w:val="single" w:color="auto" w:sz="4"/>
+          <w:insideV w:val="single" w:color="auto" w:sz="4"/>
+        </w:tblBorders>
+      </w:tblPr>
+      <w:tblGrid>
+        <w:gridCol w:w="800"/>
+        <w:gridCol w:w="8560"/>
+      </w:tblGrid>
+      <w:tr>
+        <w:tc>
+          <w:tcPr>
+            <w:tcW w:type="dxa" w:w="800"/>
+            <w:tcBorders>
+              <w:top w:val="single" w:color="E8E2D5" w:sz="4"/>
+              <w:left w:val="single" w:color="E8E2D5" w:sz="4"/>
+              <w:bottom w:val="single" w:color="E8E2D5" w:sz="4"/>
+              <w:right w:val="single" w:color="E8E2D5" w:sz="4"/>
+            </w:tcBorders>
+            <w:shd w:fill="DDEEE3" w:val="clear"/>
+            <w:tcMar>
+              <w:top w:type="dxa" w:w="100"/>
+              <w:left w:type="dxa" w:w="160"/>
+              <w:bottom w:type="dxa" w:w="100"/>
+              <w:right w:type="dxa" w:w="160"/>
+            </w:tcMar>
+          </w:tcPr>
+          <w:p>
+            <w:pPr>
+              <w:jc w:val="center"/>
+            </w:pPr>
+            <w:r>
+              <w:rPr>
+                <w:rFonts w:ascii="JetBrains Mono" w:cs="JetBrains Mono" w:eastAsia="JetBrains Mono" w:hAnsi="JetBrains Mono"/>
+                <w:b/>
+                <w:bCs/>
+                <w:i w:val="false"/>
+                <w:iCs w:val="false"/>
+                <w:color w:val="2E7D5C"/>
+                <w:sz w:val="28"/>
+                <w:szCs w:val="28"/>
+              </w:rPr>
+              <w:t xml:space="preserve">A</w:t>
+            </w:r>
+          </w:p>
+        </w:tc>
+        <w:tc>
+          <w:tcPr>
+            <w:tcW w:type="dxa" w:w="8560"/>
+            <w:tcBorders>
+              <w:top w:val="single" w:color="E8E2D5" w:sz="4"/>
+              <w:left w:val="single" w:color="E8E2D5" w:sz="4"/>
+              <w:bottom w:val="single" w:color="E8E2D5" w:sz="4"/>
+              <w:right w:val="single" w:color="E8E2D5" w:sz="4"/>
+            </w:tcBorders>
+            <w:shd w:fill="FFFFFF" w:val="clear"/>
+            <w:tcMar>
+              <w:top w:type="dxa" w:w="100"/>
+              <w:left w:type="dxa" w:w="160"/>
+              <w:bottom w:type="dxa" w:w="100"/>
+              <w:right w:type="dxa" w:w="160"/>
+            </w:tcMar>
+          </w:tcPr>
+          <w:p>
+            <w:pPr>
+              <w:jc w:val="left"/>
+            </w:pPr>
+            <w:r>
+              <w:rPr>
+                <w:rFonts w:ascii="Inter" w:cs="Inter" w:eastAsia="Inter" w:hAnsi="Inter"/>
+                <w:b w:val="false"/>
+                <w:bCs w:val="false"/>
+                <w:i w:val="false"/>
+                <w:iCs w:val="false"/>
+                <w:color w:val="1A1815"/>
+                <w:sz w:val="20"/>
+                <w:szCs w:val="20"/>
+              </w:rPr>
+              <w:t xml:space="preserve">All 5 sections accurate — status, summary, questions, gaps, SA focus all check out.</w:t>
+            </w:r>
+          </w:p>
+        </w:tc>
+      </w:tr>
+      <w:tr>
+        <w:tc>
+          <w:tcPr>
+            <w:tcW w:type="dxa" w:w="800"/>
+            <w:tcBorders>
+              <w:top w:val="single" w:color="E8E2D5" w:sz="4"/>
+              <w:left w:val="single" w:color="E8E2D5" w:sz="4"/>
+              <w:bottom w:val="single" w:color="E8E2D5" w:sz="4"/>
+              <w:right w:val="single" w:color="E8E2D5" w:sz="4"/>
+            </w:tcBorders>
+            <w:shd w:fill="FAF6EE" w:val="clear"/>
+            <w:tcMar>
+              <w:top w:type="dxa" w:w="100"/>
+              <w:left w:type="dxa" w:w="160"/>
+              <w:bottom w:type="dxa" w:w="100"/>
+              <w:right w:type="dxa" w:w="160"/>
+            </w:tcMar>
+          </w:tcPr>
+          <w:p>
+            <w:pPr>
+              <w:jc w:val="center"/>
+            </w:pPr>
+            <w:r>
+              <w:rPr>
+                <w:rFonts w:ascii="JetBrains Mono" w:cs="JetBrains Mono" w:eastAsia="JetBrains Mono" w:hAnsi="JetBrains Mono"/>
+                <w:b/>
+                <w:bCs/>
+                <w:i w:val="false"/>
+                <w:iCs w:val="false"/>
+                <w:color w:val="B8722C"/>
+                <w:sz w:val="28"/>
+                <w:szCs w:val="28"/>
+              </w:rPr>
+              <w:t xml:space="preserve">B</w:t>
+            </w:r>
+          </w:p>
+        </w:tc>
+        <w:tc>
+          <w:tcPr>
+            <w:tcW w:type="dxa" w:w="8560"/>
+            <w:tcBorders>
+              <w:top w:val="single" w:color="E8E2D5" w:sz="4"/>
+              <w:left w:val="single" w:color="E8E2D5" w:sz="4"/>
+              <w:bottom w:val="single" w:color="E8E2D5" w:sz="4"/>
+              <w:right w:val="single" w:color="E8E2D5" w:sz="4"/>
+            </w:tcBorders>
+            <w:shd w:fill="FFFFFF" w:val="clear"/>
+            <w:tcMar>
+              <w:top w:type="dxa" w:w="100"/>
+              <w:left w:type="dxa" w:w="160"/>
+              <w:bottom w:type="dxa" w:w="100"/>
+              <w:right w:type="dxa" w:w="160"/>
+            </w:tcMar>
+          </w:tcPr>
+          <w:p>
+            <w:pPr>
+              <w:jc w:val="left"/>
+            </w:pPr>
+            <w:r>
+              <w:rPr>
+                <w:rFonts w:ascii="Inter" w:cs="Inter" w:eastAsia="Inter" w:hAnsi="Inter"/>
+                <w:b w:val="false"/>
+                <w:bCs w:val="false"/>
+                <w:i w:val="false"/>
+                <w:iCs w:val="false"/>
+                <w:color w:val="1A1815"/>
+                <w:sz w:val="20"/>
+                <w:szCs w:val="20"/>
+              </w:rPr>
+              <w:t xml:space="preserve">4/5 accurate — one section a bit weak (generic question, etc.). No bug needed.</w:t>
+            </w:r>
+          </w:p>
+        </w:tc>
+      </w:tr>
+      <w:tr>
+        <w:tc>
+          <w:tcPr>
+            <w:tcW w:type="dxa" w:w="800"/>
+            <w:tcBorders>
+              <w:top w:val="single" w:color="E8E2D5" w:sz="4"/>
+              <w:left w:val="single" w:color="E8E2D5" w:sz="4"/>
+              <w:bottom w:val="single" w:color="E8E2D5" w:sz="4"/>
+              <w:right w:val="single" w:color="E8E2D5" w:sz="4"/>
+            </w:tcBorders>
+            <w:shd w:fill="FAF6EE" w:val="clear"/>
+            <w:tcMar>
+              <w:top w:type="dxa" w:w="100"/>
+              <w:left w:type="dxa" w:w="160"/>
+              <w:bottom w:type="dxa" w:w="100"/>
+              <w:right w:type="dxa" w:w="160"/>
+            </w:tcMar>
+          </w:tcPr>
+          <w:p>
+            <w:pPr>
+              <w:jc w:val="center"/>
+            </w:pPr>
+            <w:r>
+              <w:rPr>
+                <w:rFonts w:ascii="JetBrains Mono" w:cs="JetBrains Mono" w:eastAsia="JetBrains Mono" w:hAnsi="JetBrains Mono"/>
+                <w:b/>
+                <w:bCs/>
+                <w:i w:val="false"/>
+                <w:iCs w:val="false"/>
+                <w:color w:val="B8722C"/>
+                <w:sz w:val="28"/>
+                <w:szCs w:val="28"/>
+              </w:rPr>
+              <w:t xml:space="preserve">C</w:t>
+            </w:r>
+          </w:p>
+        </w:tc>
+        <w:tc>
+          <w:tcPr>
+            <w:tcW w:type="dxa" w:w="8560"/>
+            <w:tcBorders>
+              <w:top w:val="single" w:color="E8E2D5" w:sz="4"/>
+              <w:left w:val="single" w:color="E8E2D5" w:sz="4"/>
+              <w:bottom w:val="single" w:color="E8E2D5" w:sz="4"/>
+              <w:right w:val="single" w:color="E8E2D5" w:sz="4"/>
+            </w:tcBorders>
+            <w:shd w:fill="FFFFFF" w:val="clear"/>
+            <w:tcMar>
+              <w:top w:type="dxa" w:w="100"/>
+              <w:left w:type="dxa" w:w="160"/>
+              <w:bottom w:type="dxa" w:w="100"/>
+              <w:right w:type="dxa" w:w="160"/>
+            </w:tcMar>
+          </w:tcPr>
+          <w:p>
+            <w:pPr>
+              <w:jc w:val="left"/>
+            </w:pPr>
+            <w:r>
+              <w:rPr>
+                <w:rFonts w:ascii="Inter" w:cs="Inter" w:eastAsia="Inter" w:hAnsi="Inter"/>
+                <w:b w:val="false"/>
+                <w:bCs w:val="false"/>
+                <w:i w:val="false"/>
+                <w:iCs w:val="false"/>
+                <w:color w:val="1A1815"/>
+                <w:sz w:val="20"/>
+                <w:szCs w:val="20"/>
+              </w:rPr>
+              <w:t xml:space="preserve">3/5 — noticeably off. File as Minor.</w:t>
+            </w:r>
+          </w:p>
+        </w:tc>
+      </w:tr>
+      <w:tr>
+        <w:tc>
+          <w:tcPr>
+            <w:tcW w:type="dxa" w:w="800"/>
+            <w:tcBorders>
+              <w:top w:val="single" w:color="E8E2D5" w:sz="4"/>
+              <w:left w:val="single" w:color="E8E2D5" w:sz="4"/>
+              <w:bottom w:val="single" w:color="E8E2D5" w:sz="4"/>
+              <w:right w:val="single" w:color="E8E2D5" w:sz="4"/>
+            </w:tcBorders>
+            <w:shd w:fill="FAF6EE" w:val="clear"/>
+            <w:tcMar>
+              <w:top w:type="dxa" w:w="100"/>
+              <w:left w:type="dxa" w:w="160"/>
+              <w:bottom w:type="dxa" w:w="100"/>
+              <w:right w:type="dxa" w:w="160"/>
+            </w:tcMar>
+          </w:tcPr>
+          <w:p>
+            <w:pPr>
+              <w:jc w:val="center"/>
+            </w:pPr>
+            <w:r>
+              <w:rPr>
+                <w:rFonts w:ascii="JetBrains Mono" w:cs="JetBrains Mono" w:eastAsia="JetBrains Mono" w:hAnsi="JetBrains Mono"/>
+                <w:b/>
+                <w:bCs/>
+                <w:i w:val="false"/>
+                <w:iCs w:val="false"/>
+                <w:color w:val="B8722C"/>
+                <w:sz w:val="28"/>
+                <w:szCs w:val="28"/>
+              </w:rPr>
+              <w:t xml:space="preserve">D</w:t>
+            </w:r>
+          </w:p>
+        </w:tc>
+        <w:tc>
+          <w:tcPr>
+            <w:tcW w:type="dxa" w:w="8560"/>
+            <w:tcBorders>
+              <w:top w:val="single" w:color="E8E2D5" w:sz="4"/>
+              <w:left w:val="single" w:color="E8E2D5" w:sz="4"/>
+              <w:bottom w:val="single" w:color="E8E2D5" w:sz="4"/>
+              <w:right w:val="single" w:color="E8E2D5" w:sz="4"/>
+            </w:tcBorders>
+            <w:shd w:fill="FFFFFF" w:val="clear"/>
+            <w:tcMar>
+              <w:top w:type="dxa" w:w="100"/>
+              <w:left w:type="dxa" w:w="160"/>
+              <w:bottom w:type="dxa" w:w="100"/>
+              <w:right w:type="dxa" w:w="160"/>
+            </w:tcMar>
+          </w:tcPr>
+          <w:p>
+            <w:pPr>
+              <w:jc w:val="left"/>
+            </w:pPr>
+            <w:r>
+              <w:rPr>
+                <w:rFonts w:ascii="Inter" w:cs="Inter" w:eastAsia="Inter" w:hAnsi="Inter"/>
+                <w:b w:val="false"/>
+                <w:bCs w:val="false"/>
+                <w:i w:val="false"/>
+                <w:iCs w:val="false"/>
+                <w:color w:val="1A1815"/>
+                <w:sz w:val="20"/>
+                <w:szCs w:val="20"/>
+              </w:rPr>
+              <w:t xml:space="preserve">2/5 — multiple sections wrong. File as Major.</w:t>
+            </w:r>
+          </w:p>
+        </w:tc>
+      </w:tr>
+      <w:tr>
+        <w:tc>
+          <w:tcPr>
+            <w:tcW w:type="dxa" w:w="800"/>
+            <w:tcBorders>
+              <w:top w:val="single" w:color="E8E2D5" w:sz="4"/>
+              <w:left w:val="single" w:color="E8E2D5" w:sz="4"/>
+              <w:bottom w:val="single" w:color="E8E2D5" w:sz="4"/>
+              <w:right w:val="single" w:color="E8E2D5" w:sz="4"/>
+            </w:tcBorders>
+            <w:shd w:fill="F4D8D8" w:val="clear"/>
+            <w:tcMar>
+              <w:top w:type="dxa" w:w="100"/>
+              <w:left w:type="dxa" w:w="160"/>
+              <w:bottom w:type="dxa" w:w="100"/>
+              <w:right w:type="dxa" w:w="160"/>
+            </w:tcMar>
+          </w:tcPr>
+          <w:p>
+            <w:pPr>
+              <w:jc w:val="center"/>
+            </w:pPr>
+            <w:r>
+              <w:rPr>
+                <w:rFonts w:ascii="JetBrains Mono" w:cs="JetBrains Mono" w:eastAsia="JetBrains Mono" w:hAnsi="JetBrains Mono"/>
+                <w:b/>
+                <w:bCs/>
+                <w:i w:val="false"/>
+                <w:iCs w:val="false"/>
+                <w:color w:val="B33A3A"/>
+                <w:sz w:val="28"/>
+                <w:szCs w:val="28"/>
+              </w:rPr>
+              <w:t xml:space="preserve">F</w:t>
+            </w:r>
+          </w:p>
+        </w:tc>
+        <w:tc>
+          <w:tcPr>
+            <w:tcW w:type="dxa" w:w="8560"/>
+            <w:tcBorders>
+              <w:top w:val="single" w:color="E8E2D5" w:sz="4"/>
+              <w:left w:val="single" w:color="E8E2D5" w:sz="4"/>
+              <w:bottom w:val="single" w:color="E8E2D5" w:sz="4"/>
+              <w:right w:val="single" w:color="E8E2D5" w:sz="4"/>
+            </w:tcBorders>
+            <w:shd w:fill="FFFFFF" w:val="clear"/>
+            <w:tcMar>
+              <w:top w:type="dxa" w:w="100"/>
+              <w:left w:type="dxa" w:w="160"/>
+              <w:bottom w:type="dxa" w:w="100"/>
+              <w:right w:type="dxa" w:w="160"/>
+            </w:tcMar>
+          </w:tcPr>
+          <w:p>
+            <w:pPr>
+              <w:jc w:val="left"/>
+            </w:pPr>
+            <w:r>
+              <w:rPr>
+                <w:rFonts w:ascii="Inter" w:cs="Inter" w:eastAsia="Inter" w:hAnsi="Inter"/>
+                <w:b w:val="false"/>
+                <w:bCs w:val="false"/>
+                <w:i w:val="false"/>
+                <w:iCs w:val="false"/>
+                <w:color w:val="1A1815"/>
+                <w:sz w:val="20"/>
+                <w:szCs w:val="20"/>
+              </w:rPr>
+              <w:t xml:space="preserve">0–1/5 — brief is unusable. File as Critical.</w:t>
+            </w:r>
+          </w:p>
+        </w:tc>
+      </w:tr>
+    </w:tbl>
+    <w:p>
+      <w:pPr>
+        <w:pStyle w:val="Heading3"/>
+        <w:spacing w:after="120" w:before="280"/>
+      </w:pPr>
+      <w:r>
+        <w:rPr>
+          <w:rFonts w:ascii="Inter" w:cs="Inter" w:eastAsia="Inter" w:hAnsi="Inter"/>
+          <w:b/>
+          <w:bCs/>
+          <w:color w:val="1A1815"/>
+          <w:sz w:val="26"/>
+          <w:szCs w:val="26"/>
+        </w:rPr>
+        <w:t xml:space="preserve">What to check, dimension by dimension</w:t>
       </w:r>
     </w:p>
     <w:p>
@@ -13763,6 +13580,25 @@
     </w:p>
     <w:p>
       <w:pPr>
+        <w:pStyle w:val="ListParagraph"/>
+        <w:numPr>
+          <w:ilvl w:val="0"/>
+          <w:numId w:val="2"/>
+        </w:numPr>
+        <w:spacing w:after="80"/>
+      </w:pPr>
+      <w:r>
+        <w:rPr>
+          <w:rFonts w:ascii="Inter" w:cs="Inter" w:eastAsia="Inter" w:hAnsi="Inter"/>
+          <w:color w:val="1A1815"/>
+          <w:sz w:val="22"/>
+          <w:szCs w:val="22"/>
+        </w:rPr>
+        <w:t xml:space="preserve">Hallucinations? — customer name, dollar amount, or site name that doesn't appear in the source files → bug as Critical.</w:t>
+      </w:r>
+    </w:p>
+    <w:p>
+      <w:pPr>
         <w:pStyle w:val="Heading3"/>
         <w:spacing w:after="120" w:before="280"/>
       </w:pPr>
@@ -13775,7 +13611,7 @@
           <w:sz w:val="26"/>
           <w:szCs w:val="26"/>
         </w:rPr>
-        <w:t xml:space="preserve">The three Re- buttons</w:t>
+        <w:t xml:space="preserve">The three Re- buttons — when to use which</w:t>
       </w:r>
     </w:p>
     <w:tbl>
@@ -14050,7 +13886,7 @@
           <w:sz w:val="52"/>
           <w:szCs w:val="52"/>
         </w:rPr>
-        <w:t xml:space="preserve">SowSmith &amp; SOW Versions</w:t>
+        <w:t xml:space="preserve">Grading the SOW (SowSmith)</w:t>
       </w:r>
     </w:p>
     <w:p>
@@ -14066,7 +13902,7 @@
           <w:sz w:val="24"/>
           <w:szCs w:val="24"/>
         </w:rPr>
-        <w:t xml:space="preserve">Close the loop. SowSmith builds the SOW; SOW Versions tracks drafts.</w:t>
+        <w:t xml:space="preserve">The SOW model renders the customer-facing Word doc from the envelope. This is the last thing the customer sees — grade it like you'd grade a contract draft about to go out.</w:t>
       </w:r>
     </w:p>
     <w:p>
@@ -14083,7 +13919,38 @@
           <w:sz w:val="26"/>
           <w:szCs w:val="26"/>
         </w:rPr>
-        <w:t xml:space="preserve">SowSmith</w:t>
+        <w:t xml:space="preserve">How SowSmith works (one paragraph)</w:t>
+      </w:r>
+    </w:p>
+    <w:p>
+      <w:pPr>
+        <w:spacing w:after="100" w:before="0"/>
+      </w:pPr>
+      <w:r>
+        <w:rPr>
+          <w:rFonts w:ascii="Inter" w:cs="Inter" w:eastAsia="Inter" w:hAnsi="Inter"/>
+          <w:color w:val="1A1815"/>
+          <w:sz w:val="22"/>
+          <w:szCs w:val="22"/>
+        </w:rPr>
+        <w:t xml:space="preserve">Open the SowSmith tab. The active draft renders inline. "Re-render" rebuilds from the latest envelope. "Promote to next version" snapshots into SOW Versions. "Export DOCX" downloads. "Open in Google Drive" syncs to the customer drive folder.</w:t>
+      </w:r>
+    </w:p>
+    <w:p>
+      <w:pPr>
+        <w:pStyle w:val="Heading3"/>
+        <w:spacing w:after="120" w:before="280"/>
+      </w:pPr>
+      <w:r>
+        <w:rPr>
+          <w:rFonts w:ascii="Inter" w:cs="Inter" w:eastAsia="Inter" w:hAnsi="Inter"/>
+          <w:b/>
+          <w:bCs/>
+          <w:color w:val="1A1815"/>
+          <w:sz w:val="26"/>
+          <w:szCs w:val="26"/>
+        </w:rPr>
+        <w:t xml:space="preserve">Pre-promote checklist — run this every time before you ship a SOW</w:t>
       </w:r>
     </w:p>
     <w:p>
@@ -14102,7 +13969,7 @@
           <w:sz w:val="22"/>
           <w:szCs w:val="22"/>
         </w:rPr>
-        <w:t xml:space="preserve">Click the active SOW draft to preview it inline (full DOCX rendered in-browser).</w:t>
+        <w:t xml:space="preserve">Site count matches: every canonical site has its own section.</w:t>
       </w:r>
     </w:p>
     <w:p>
@@ -14121,7 +13988,7 @@
           <w:sz w:val="22"/>
           <w:szCs w:val="22"/>
         </w:rPr>
-        <w:t xml:space="preserve">"Re-render" rebuilds the doc from the latest envelope. Use after Re-parse or Re-brief.</w:t>
+        <w:t xml:space="preserve">BOM totals: per-site total = Deal Kit per-site total. No drift.</w:t>
       </w:r>
     </w:p>
     <w:p>
@@ -14140,7 +14007,7 @@
           <w:sz w:val="22"/>
           <w:szCs w:val="22"/>
         </w:rPr>
-        <w:t xml:space="preserve">"Promote to next version" snapshots the current SOW into SOW Versions and bumps the version number.</w:t>
+        <w:t xml:space="preserve">Pricing summary total = sum of per-site totals (and matches Deal Kit grand total).</w:t>
       </w:r>
     </w:p>
     <w:p>
@@ -14159,7 +14026,7 @@
           <w:sz w:val="22"/>
           <w:szCs w:val="22"/>
         </w:rPr>
-        <w:t xml:space="preserve">"Export DOCX" downloads the Word file.</w:t>
+        <w:t xml:space="preserve">Schedule: dates match envelope milestones, no blank cells, no rows missing.</w:t>
       </w:r>
     </w:p>
     <w:p>
@@ -14178,9 +14045,451 @@
           <w:sz w:val="22"/>
           <w:szCs w:val="22"/>
         </w:rPr>
-        <w:t xml:space="preserve">"Open in Google Drive" syncs to the customer-facing drive folder.</w:t>
-      </w:r>
-    </w:p>
+        <w:t xml:space="preserve">Assumptions and exclusions are populated (not “TBD”).</w:t>
+      </w:r>
+    </w:p>
+    <w:p>
+      <w:pPr>
+        <w:pStyle w:val="ListParagraph"/>
+        <w:numPr>
+          <w:ilvl w:val="0"/>
+          <w:numId w:val="3"/>
+        </w:numPr>
+        <w:spacing w:after="80"/>
+      </w:pPr>
+      <w:r>
+        <w:rPr>
+          <w:rFonts w:ascii="Inter" w:cs="Inter" w:eastAsia="Inter" w:hAnsi="Inter"/>
+          <w:color w:val="1A1815"/>
+          <w:sz w:val="22"/>
+          <w:szCs w:val="22"/>
+        </w:rPr>
+        <w:t xml:space="preserve">No placeholder strings visible: search for “{”, “TBD”, “XXX”, “TODO”, “[”.</w:t>
+      </w:r>
+    </w:p>
+    <w:p>
+      <w:pPr>
+        <w:pStyle w:val="ListParagraph"/>
+        <w:numPr>
+          <w:ilvl w:val="0"/>
+          <w:numId w:val="3"/>
+        </w:numPr>
+        <w:spacing w:after="80"/>
+      </w:pPr>
+      <w:r>
+        <w:rPr>
+          <w:rFonts w:ascii="Inter" w:cs="Inter" w:eastAsia="Inter" w:hAnsi="Inter"/>
+          <w:color w:val="1A1815"/>
+          <w:sz w:val="22"/>
+          <w:szCs w:val="22"/>
+        </w:rPr>
+        <w:t xml:space="preserve">Open the .docx in Google Docs — no broken styling, no overflowing tables, no font fallback.</w:t>
+      </w:r>
+    </w:p>
+    <w:p>
+      <w:pPr>
+        <w:pStyle w:val="Heading3"/>
+        <w:spacing w:after="120" w:before="280"/>
+      </w:pPr>
+      <w:r>
+        <w:rPr>
+          <w:rFonts w:ascii="Inter" w:cs="Inter" w:eastAsia="Inter" w:hAnsi="Inter"/>
+          <w:b/>
+          <w:bCs/>
+          <w:color w:val="1A1815"/>
+          <w:sz w:val="26"/>
+          <w:szCs w:val="26"/>
+        </w:rPr>
+        <w:t xml:space="preserve">SOW letter grade</w:t>
+      </w:r>
+    </w:p>
+    <w:tbl>
+      <w:tblPr>
+        <w:tblW w:type="dxa" w:w="9360"/>
+        <w:tblBorders>
+          <w:top w:val="single" w:color="auto" w:sz="4"/>
+          <w:left w:val="single" w:color="auto" w:sz="4"/>
+          <w:bottom w:val="single" w:color="auto" w:sz="4"/>
+          <w:right w:val="single" w:color="auto" w:sz="4"/>
+          <w:insideH w:val="single" w:color="auto" w:sz="4"/>
+          <w:insideV w:val="single" w:color="auto" w:sz="4"/>
+        </w:tblBorders>
+      </w:tblPr>
+      <w:tblGrid>
+        <w:gridCol w:w="800"/>
+        <w:gridCol w:w="8560"/>
+      </w:tblGrid>
+      <w:tr>
+        <w:tc>
+          <w:tcPr>
+            <w:tcW w:type="dxa" w:w="800"/>
+            <w:tcBorders>
+              <w:top w:val="single" w:color="E8E2D5" w:sz="4"/>
+              <w:left w:val="single" w:color="E8E2D5" w:sz="4"/>
+              <w:bottom w:val="single" w:color="E8E2D5" w:sz="4"/>
+              <w:right w:val="single" w:color="E8E2D5" w:sz="4"/>
+            </w:tcBorders>
+            <w:shd w:fill="DDEEE3" w:val="clear"/>
+            <w:tcMar>
+              <w:top w:type="dxa" w:w="100"/>
+              <w:left w:type="dxa" w:w="160"/>
+              <w:bottom w:type="dxa" w:w="100"/>
+              <w:right w:type="dxa" w:w="160"/>
+            </w:tcMar>
+          </w:tcPr>
+          <w:p>
+            <w:pPr>
+              <w:jc w:val="center"/>
+            </w:pPr>
+            <w:r>
+              <w:rPr>
+                <w:rFonts w:ascii="JetBrains Mono" w:cs="JetBrains Mono" w:eastAsia="JetBrains Mono" w:hAnsi="JetBrains Mono"/>
+                <w:b/>
+                <w:bCs/>
+                <w:i w:val="false"/>
+                <w:iCs w:val="false"/>
+                <w:color w:val="2E7D5C"/>
+                <w:sz w:val="28"/>
+                <w:szCs w:val="28"/>
+              </w:rPr>
+              <w:t xml:space="preserve">A</w:t>
+            </w:r>
+          </w:p>
+        </w:tc>
+        <w:tc>
+          <w:tcPr>
+            <w:tcW w:type="dxa" w:w="8560"/>
+            <w:tcBorders>
+              <w:top w:val="single" w:color="E8E2D5" w:sz="4"/>
+              <w:left w:val="single" w:color="E8E2D5" w:sz="4"/>
+              <w:bottom w:val="single" w:color="E8E2D5" w:sz="4"/>
+              <w:right w:val="single" w:color="E8E2D5" w:sz="4"/>
+            </w:tcBorders>
+            <w:shd w:fill="FFFFFF" w:val="clear"/>
+            <w:tcMar>
+              <w:top w:type="dxa" w:w="100"/>
+              <w:left w:type="dxa" w:w="160"/>
+              <w:bottom w:type="dxa" w:w="100"/>
+              <w:right w:type="dxa" w:w="160"/>
+            </w:tcMar>
+          </w:tcPr>
+          <w:p>
+            <w:pPr>
+              <w:jc w:val="left"/>
+            </w:pPr>
+            <w:r>
+              <w:rPr>
+                <w:rFonts w:ascii="Inter" w:cs="Inter" w:eastAsia="Inter" w:hAnsi="Inter"/>
+                <w:b w:val="false"/>
+                <w:bCs w:val="false"/>
+                <w:i w:val="false"/>
+                <w:iCs w:val="false"/>
+                <w:color w:val="1A1815"/>
+                <w:sz w:val="20"/>
+                <w:szCs w:val="20"/>
+              </w:rPr>
+              <w:t xml:space="preserve">Ships as-is — totals match, sites all present, no placeholders, clean render.</w:t>
+            </w:r>
+          </w:p>
+        </w:tc>
+      </w:tr>
+      <w:tr>
+        <w:tc>
+          <w:tcPr>
+            <w:tcW w:type="dxa" w:w="800"/>
+            <w:tcBorders>
+              <w:top w:val="single" w:color="E8E2D5" w:sz="4"/>
+              <w:left w:val="single" w:color="E8E2D5" w:sz="4"/>
+              <w:bottom w:val="single" w:color="E8E2D5" w:sz="4"/>
+              <w:right w:val="single" w:color="E8E2D5" w:sz="4"/>
+            </w:tcBorders>
+            <w:shd w:fill="FAF6EE" w:val="clear"/>
+            <w:tcMar>
+              <w:top w:type="dxa" w:w="100"/>
+              <w:left w:type="dxa" w:w="160"/>
+              <w:bottom w:type="dxa" w:w="100"/>
+              <w:right w:type="dxa" w:w="160"/>
+            </w:tcMar>
+          </w:tcPr>
+          <w:p>
+            <w:pPr>
+              <w:jc w:val="center"/>
+            </w:pPr>
+            <w:r>
+              <w:rPr>
+                <w:rFonts w:ascii="JetBrains Mono" w:cs="JetBrains Mono" w:eastAsia="JetBrains Mono" w:hAnsi="JetBrains Mono"/>
+                <w:b/>
+                <w:bCs/>
+                <w:i w:val="false"/>
+                <w:iCs w:val="false"/>
+                <w:color w:val="B8722C"/>
+                <w:sz w:val="28"/>
+                <w:szCs w:val="28"/>
+              </w:rPr>
+              <w:t xml:space="preserve">B</w:t>
+            </w:r>
+          </w:p>
+        </w:tc>
+        <w:tc>
+          <w:tcPr>
+            <w:tcW w:type="dxa" w:w="8560"/>
+            <w:tcBorders>
+              <w:top w:val="single" w:color="E8E2D5" w:sz="4"/>
+              <w:left w:val="single" w:color="E8E2D5" w:sz="4"/>
+              <w:bottom w:val="single" w:color="E8E2D5" w:sz="4"/>
+              <w:right w:val="single" w:color="E8E2D5" w:sz="4"/>
+            </w:tcBorders>
+            <w:shd w:fill="FFFFFF" w:val="clear"/>
+            <w:tcMar>
+              <w:top w:type="dxa" w:w="100"/>
+              <w:left w:type="dxa" w:w="160"/>
+              <w:bottom w:type="dxa" w:w="100"/>
+              <w:right w:type="dxa" w:w="160"/>
+            </w:tcMar>
+          </w:tcPr>
+          <w:p>
+            <w:pPr>
+              <w:jc w:val="left"/>
+            </w:pPr>
+            <w:r>
+              <w:rPr>
+                <w:rFonts w:ascii="Inter" w:cs="Inter" w:eastAsia="Inter" w:hAnsi="Inter"/>
+                <w:b w:val="false"/>
+                <w:bCs w:val="false"/>
+                <w:i w:val="false"/>
+                <w:iCs w:val="false"/>
+                <w:color w:val="1A1815"/>
+                <w:sz w:val="20"/>
+                <w:szCs w:val="20"/>
+              </w:rPr>
+              <w:t xml:space="preserve">One cosmetic fix needed — table width / page break / heading style. Manual fix in Word, promote.</w:t>
+            </w:r>
+          </w:p>
+        </w:tc>
+      </w:tr>
+      <w:tr>
+        <w:tc>
+          <w:tcPr>
+            <w:tcW w:type="dxa" w:w="800"/>
+            <w:tcBorders>
+              <w:top w:val="single" w:color="E8E2D5" w:sz="4"/>
+              <w:left w:val="single" w:color="E8E2D5" w:sz="4"/>
+              <w:bottom w:val="single" w:color="E8E2D5" w:sz="4"/>
+              <w:right w:val="single" w:color="E8E2D5" w:sz="4"/>
+            </w:tcBorders>
+            <w:shd w:fill="FAF6EE" w:val="clear"/>
+            <w:tcMar>
+              <w:top w:type="dxa" w:w="100"/>
+              <w:left w:type="dxa" w:w="160"/>
+              <w:bottom w:type="dxa" w:w="100"/>
+              <w:right w:type="dxa" w:w="160"/>
+            </w:tcMar>
+          </w:tcPr>
+          <w:p>
+            <w:pPr>
+              <w:jc w:val="center"/>
+            </w:pPr>
+            <w:r>
+              <w:rPr>
+                <w:rFonts w:ascii="JetBrains Mono" w:cs="JetBrains Mono" w:eastAsia="JetBrains Mono" w:hAnsi="JetBrains Mono"/>
+                <w:b/>
+                <w:bCs/>
+                <w:i w:val="false"/>
+                <w:iCs w:val="false"/>
+                <w:color w:val="B8722C"/>
+                <w:sz w:val="28"/>
+                <w:szCs w:val="28"/>
+              </w:rPr>
+              <w:t xml:space="preserve">C</w:t>
+            </w:r>
+          </w:p>
+        </w:tc>
+        <w:tc>
+          <w:tcPr>
+            <w:tcW w:type="dxa" w:w="8560"/>
+            <w:tcBorders>
+              <w:top w:val="single" w:color="E8E2D5" w:sz="4"/>
+              <w:left w:val="single" w:color="E8E2D5" w:sz="4"/>
+              <w:bottom w:val="single" w:color="E8E2D5" w:sz="4"/>
+              <w:right w:val="single" w:color="E8E2D5" w:sz="4"/>
+            </w:tcBorders>
+            <w:shd w:fill="FFFFFF" w:val="clear"/>
+            <w:tcMar>
+              <w:top w:type="dxa" w:w="100"/>
+              <w:left w:type="dxa" w:w="160"/>
+              <w:bottom w:type="dxa" w:w="100"/>
+              <w:right w:type="dxa" w:w="160"/>
+            </w:tcMar>
+          </w:tcPr>
+          <w:p>
+            <w:pPr>
+              <w:jc w:val="left"/>
+            </w:pPr>
+            <w:r>
+              <w:rPr>
+                <w:rFonts w:ascii="Inter" w:cs="Inter" w:eastAsia="Inter" w:hAnsi="Inter"/>
+                <w:b w:val="false"/>
+                <w:bCs w:val="false"/>
+                <w:i w:val="false"/>
+                <w:iCs w:val="false"/>
+                <w:color w:val="1A1815"/>
+                <w:sz w:val="20"/>
+                <w:szCs w:val="20"/>
+              </w:rPr>
+              <w:t xml:space="preserve">Wording or section weak — assumptions thin, exclusions missing. File as Minor, edit upstream, re-render.</w:t>
+            </w:r>
+          </w:p>
+        </w:tc>
+      </w:tr>
+      <w:tr>
+        <w:tc>
+          <w:tcPr>
+            <w:tcW w:type="dxa" w:w="800"/>
+            <w:tcBorders>
+              <w:top w:val="single" w:color="E8E2D5" w:sz="4"/>
+              <w:left w:val="single" w:color="E8E2D5" w:sz="4"/>
+              <w:bottom w:val="single" w:color="E8E2D5" w:sz="4"/>
+              <w:right w:val="single" w:color="E8E2D5" w:sz="4"/>
+            </w:tcBorders>
+            <w:shd w:fill="FAF6EE" w:val="clear"/>
+            <w:tcMar>
+              <w:top w:type="dxa" w:w="100"/>
+              <w:left w:type="dxa" w:w="160"/>
+              <w:bottom w:type="dxa" w:w="100"/>
+              <w:right w:type="dxa" w:w="160"/>
+            </w:tcMar>
+          </w:tcPr>
+          <w:p>
+            <w:pPr>
+              <w:jc w:val="center"/>
+            </w:pPr>
+            <w:r>
+              <w:rPr>
+                <w:rFonts w:ascii="JetBrains Mono" w:cs="JetBrains Mono" w:eastAsia="JetBrains Mono" w:hAnsi="JetBrains Mono"/>
+                <w:b/>
+                <w:bCs/>
+                <w:i w:val="false"/>
+                <w:iCs w:val="false"/>
+                <w:color w:val="B8722C"/>
+                <w:sz w:val="28"/>
+                <w:szCs w:val="28"/>
+              </w:rPr>
+              <w:t xml:space="preserve">D</w:t>
+            </w:r>
+          </w:p>
+        </w:tc>
+        <w:tc>
+          <w:tcPr>
+            <w:tcW w:type="dxa" w:w="8560"/>
+            <w:tcBorders>
+              <w:top w:val="single" w:color="E8E2D5" w:sz="4"/>
+              <w:left w:val="single" w:color="E8E2D5" w:sz="4"/>
+              <w:bottom w:val="single" w:color="E8E2D5" w:sz="4"/>
+              <w:right w:val="single" w:color="E8E2D5" w:sz="4"/>
+            </w:tcBorders>
+            <w:shd w:fill="FFFFFF" w:val="clear"/>
+            <w:tcMar>
+              <w:top w:type="dxa" w:w="100"/>
+              <w:left w:type="dxa" w:w="160"/>
+              <w:bottom w:type="dxa" w:w="100"/>
+              <w:right w:type="dxa" w:w="160"/>
+            </w:tcMar>
+          </w:tcPr>
+          <w:p>
+            <w:pPr>
+              <w:jc w:val="left"/>
+            </w:pPr>
+            <w:r>
+              <w:rPr>
+                <w:rFonts w:ascii="Inter" w:cs="Inter" w:eastAsia="Inter" w:hAnsi="Inter"/>
+                <w:b w:val="false"/>
+                <w:bCs w:val="false"/>
+                <w:i w:val="false"/>
+                <w:iCs w:val="false"/>
+                <w:color w:val="1A1815"/>
+                <w:sz w:val="20"/>
+                <w:szCs w:val="20"/>
+              </w:rPr>
+              <w:t xml:space="preserve">Pricing or schedule off — totals don't reconcile or dates wrong. File as Major, fix Parser inputs, re-render.</w:t>
+            </w:r>
+          </w:p>
+        </w:tc>
+      </w:tr>
+      <w:tr>
+        <w:tc>
+          <w:tcPr>
+            <w:tcW w:type="dxa" w:w="800"/>
+            <w:tcBorders>
+              <w:top w:val="single" w:color="E8E2D5" w:sz="4"/>
+              <w:left w:val="single" w:color="E8E2D5" w:sz="4"/>
+              <w:bottom w:val="single" w:color="E8E2D5" w:sz="4"/>
+              <w:right w:val="single" w:color="E8E2D5" w:sz="4"/>
+            </w:tcBorders>
+            <w:shd w:fill="F4D8D8" w:val="clear"/>
+            <w:tcMar>
+              <w:top w:type="dxa" w:w="100"/>
+              <w:left w:type="dxa" w:w="160"/>
+              <w:bottom w:type="dxa" w:w="100"/>
+              <w:right w:type="dxa" w:w="160"/>
+            </w:tcMar>
+          </w:tcPr>
+          <w:p>
+            <w:pPr>
+              <w:jc w:val="center"/>
+            </w:pPr>
+            <w:r>
+              <w:rPr>
+                <w:rFonts w:ascii="JetBrains Mono" w:cs="JetBrains Mono" w:eastAsia="JetBrains Mono" w:hAnsi="JetBrains Mono"/>
+                <w:b/>
+                <w:bCs/>
+                <w:i w:val="false"/>
+                <w:iCs w:val="false"/>
+                <w:color w:val="B33A3A"/>
+                <w:sz w:val="28"/>
+                <w:szCs w:val="28"/>
+              </w:rPr>
+              <w:t xml:space="preserve">F</w:t>
+            </w:r>
+          </w:p>
+        </w:tc>
+        <w:tc>
+          <w:tcPr>
+            <w:tcW w:type="dxa" w:w="8560"/>
+            <w:tcBorders>
+              <w:top w:val="single" w:color="E8E2D5" w:sz="4"/>
+              <w:left w:val="single" w:color="E8E2D5" w:sz="4"/>
+              <w:bottom w:val="single" w:color="E8E2D5" w:sz="4"/>
+              <w:right w:val="single" w:color="E8E2D5" w:sz="4"/>
+            </w:tcBorders>
+            <w:shd w:fill="FFFFFF" w:val="clear"/>
+            <w:tcMar>
+              <w:top w:type="dxa" w:w="100"/>
+              <w:left w:type="dxa" w:w="160"/>
+              <w:bottom w:type="dxa" w:w="100"/>
+              <w:right w:type="dxa" w:w="160"/>
+            </w:tcMar>
+          </w:tcPr>
+          <w:p>
+            <w:pPr>
+              <w:jc w:val="left"/>
+            </w:pPr>
+            <w:r>
+              <w:rPr>
+                <w:rFonts w:ascii="Inter" w:cs="Inter" w:eastAsia="Inter" w:hAnsi="Inter"/>
+                <w:b w:val="false"/>
+                <w:bCs w:val="false"/>
+                <w:i w:val="false"/>
+                <w:iCs w:val="false"/>
+                <w:color w:val="1A1815"/>
+                <w:sz w:val="20"/>
+                <w:szCs w:val="20"/>
+              </w:rPr>
+              <w:t xml:space="preserve">Won't ship — missing site sections, placeholder text, cross-site contamination, Word doc errors. File as Critical.</w:t>
+            </w:r>
+          </w:p>
+        </w:tc>
+      </w:tr>
+    </w:tbl>
     <w:p>
       <w:pPr>
         <w:pStyle w:val="Heading3"/>
@@ -14315,20 +14624,34 @@
                 <w:sz w:val="24"/>
                 <w:szCs w:val="24"/>
               </w:rPr>
-              <w:t xml:space="preserve">How the three flow together</w:t>
-            </w:r>
-          </w:p>
-          <w:p>
-            <w:r>
-              <w:rPr>
-                <w:rFonts w:ascii="Inter" w:cs="Inter" w:eastAsia="Inter" w:hAnsi="Inter"/>
-                <w:b/>
-                <w:bCs/>
-                <w:color w:val="1A1815"/>
+              <w:t xml:space="preserve">The golden rule — never edit a SOW directly</w:t>
+            </w:r>
+          </w:p>
+          <w:p>
+            <w:r>
+              <w:rPr>
+                <w:rFonts w:ascii="JetBrains Mono" w:cs="JetBrains Mono" w:eastAsia="JetBrains Mono" w:hAnsi="JetBrains Mono"/>
+                <w:b/>
+                <w:bCs/>
+                <w:color w:val="2E7D5C"/>
                 <w:sz w:val="22"/>
                 <w:szCs w:val="22"/>
               </w:rPr>
-              <w:t xml:space="preserve">Deal Artifacts → atoms.  OrbitBrief → brief.  SowSmith → SOW.</w:t>
+              <w:t xml:space="preserve">PARSER → ORBIT → SOW.   Always fix upstream.</w:t>
+            </w:r>
+          </w:p>
+          <w:p>
+            <w:pPr>
+              <w:spacing w:before="160"/>
+            </w:pPr>
+            <w:r>
+              <w:rPr>
+                <w:rFonts w:ascii="Inter" w:cs="Inter" w:eastAsia="Inter" w:hAnsi="Inter"/>
+                <w:color w:val="1A1815"/>
+                <w:sz w:val="22"/>
+                <w:szCs w:val="22"/>
+              </w:rPr>
+              <w:t xml:space="preserve">Bad BOM number in the SOW? It came from a wrong atom in the Parser. Fix the Parser (re-upload the file or file a bug), Re-parse, Re-brief, Re-render. The fix sticks for every future version.</w:t>
             </w:r>
           </w:p>
           <w:p>
@@ -14344,7 +14667,7 @@
                 <w:sz w:val="22"/>
                 <w:szCs w:val="22"/>
               </w:rPr>
-              <w:t xml:space="preserve">All three read from the SAME envelope.json. Edit upstream (Re-parse), and SowSmith picks it up on Re-render. Never edit a SOW directly — change the source.</w:t>
+              <w:t xml:space="preserve">Edit the .docx by hand and you'll be doing it again next week. The envelope is the source of truth.</w:t>
             </w:r>
           </w:p>
         </w:tc>
